--- a/docs/agent_specs/04_Itinerary_Agent_HE.docx
+++ b/docs/agent_specs/04_Itinerary_Agent_HE.docx
@@ -4,3914 +4,679 @@
   <w:body>
     <w:p>
       <w:pPr>
-        <w:bidi/>
-        <w:spacing w:before="400" w:after="60"/>
-        <w:jc w:val="right"/>
+        <w:pStyle w:val="Title"/>
+        <w:widowControl/>
+        <w:bidi w:val="1"/>
+        <w:spacing w:after="60" w:line="259" w:lineRule="auto"/>
+        <w:jc w:val="start"/>
       </w:pPr>
       <w:r>
         <w:rPr>
-          <w:rFonts w:ascii="Aptos" w:hAnsi="Aptos" w:eastAsia="Aptos"/>
-          <w:b/>
-          <w:color w:val="147D83"/>
-          <w:sz w:val="18"/>
+          <w:rFonts w:ascii="Arial" w:hAnsi="Arial" w:cs="Arial"/>
+          <w:color w:val="000000"/>
+          <w:sz w:val="42"/>
         </w:rPr>
-        <w:t>מפרט פיתוח  |  מערכת C</w:t>
+        <w:t>מפרט סוכן המסלול</w:t>
       </w:r>
     </w:p>
     <w:p>
       <w:pPr>
-        <w:pStyle w:val="Title"/>
-        <w:bidi/>
-        <w:spacing w:after="120"/>
-        <w:jc w:val="right"/>
+        <w:widowControl/>
+        <w:bidi w:val="1"/>
+        <w:spacing w:after="60" w:line="259" w:lineRule="auto"/>
+        <w:jc w:val="start"/>
       </w:pPr>
       <w:r>
         <w:rPr>
-          <w:rFonts w:ascii="Aptos" w:hAnsi="Aptos" w:eastAsia="Aptos"/>
-          <w:b/>
-          <w:color w:val="17324D"/>
-          <w:sz w:val="54"/>
+          <w:rFonts w:ascii="Arial" w:hAnsi="Arial" w:cs="Arial"/>
+          <w:color w:val="000000"/>
+          <w:sz w:val="22"/>
         </w:rPr>
-        <w:t>מומחה מסלול</w:t>
+        <w:t>עודכן ב־27.10.2026. תפקיד פעיל ב־C בשם itinerary. אחראי: דניאל. בודקת נוספת: גלית. ההיקף המחייב מפורט בדף הצוות.</w:t>
       </w:r>
     </w:p>
     <w:p>
       <w:pPr>
-        <w:bidi/>
-        <w:jc w:val="right"/>
+        <w:pStyle w:val="Heading1"/>
+        <w:keepNext/>
+        <w:widowControl/>
+        <w:bidi w:val="1"/>
+        <w:spacing w:after="60" w:line="259" w:lineRule="auto"/>
+        <w:jc w:val="start"/>
       </w:pPr>
       <w:r>
         <w:rPr>
-          <w:rFonts w:ascii="Aptos" w:hAnsi="Aptos" w:eastAsia="Aptos"/>
-          <w:b w:val="0"/>
-          <w:color w:val="566575"/>
-          <w:sz w:val="24"/>
+          <w:rFonts w:ascii="Arial" w:hAnsi="Arial" w:cs="Arial"/>
+          <w:color w:val="000000"/>
+          <w:sz w:val="28"/>
         </w:rPr>
-        <w:t>שיבוץ מקומות לימים אפשריים בהתאם לחלונות, קצב ונסיעות</w:t>
+        <w:t>אחריות והצדקה</w:t>
       </w:r>
     </w:p>
     <w:p>
       <w:pPr>
-        <w:bidi/>
-        <w:spacing w:before="180"/>
-        <w:jc w:val="right"/>
+        <w:widowControl/>
+        <w:bidi w:val="1"/>
+        <w:spacing w:after="60" w:line="259" w:lineRule="auto"/>
+        <w:jc w:val="start"/>
       </w:pPr>
       <w:r>
         <w:rPr>
-          <w:rFonts w:ascii="Aptos" w:hAnsi="Aptos" w:eastAsia="Aptos"/>
-          <w:b/>
-          <w:color w:val="147D83"/>
-          <w:sz w:val="18"/>
+          <w:rFonts w:ascii="Arial" w:hAnsi="Arial" w:cs="Arial"/>
+          <w:color w:val="000000"/>
+          <w:sz w:val="22"/>
         </w:rPr>
-        <w:t>סטטוס מימוש: קיים בשם itinerary; המפרט מחדד חוזה והעברת ראיות</w:t>
+        <w:t>משבץ מקומות לימים ולשעות לפי נסיעות, קצב ומזג אוויר כדי לרכז את בדיקת האפשרות לבצע את התוכנית. אינו מחפש מקומות חדשים ואינו מחליף חבילה.</w:t>
       </w:r>
     </w:p>
     <w:p>
       <w:pPr>
-        <w:bidi/>
-        <w:spacing w:before="260" w:after="100"/>
-        <w:jc w:val="right"/>
+        <w:pStyle w:val="Heading1"/>
+        <w:keepNext/>
+        <w:widowControl/>
+        <w:bidi w:val="1"/>
+        <w:spacing w:after="60" w:line="259" w:lineRule="auto"/>
+        <w:jc w:val="start"/>
       </w:pPr>
       <w:r>
         <w:rPr>
-          <w:rFonts w:ascii="Aptos" w:hAnsi="Aptos" w:eastAsia="Aptos"/>
-          <w:b/>
-          <w:color w:val="17324D"/>
-          <w:sz w:val="32"/>
+          <w:rFonts w:ascii="Arial" w:hAnsi="Arial" w:cs="Arial"/>
+          <w:color w:val="000000"/>
+          <w:sz w:val="28"/>
         </w:rPr>
-        <w:t>מטרת המפרט והחלטת התכנון</w:t>
+        <w:t>הקלט המועבר כיום</w:t>
       </w:r>
     </w:p>
     <w:p>
       <w:pPr>
-        <w:bidi/>
-        <w:jc w:val="right"/>
+        <w:widowControl/>
+        <w:bidi w:val="1"/>
+        <w:spacing w:after="60" w:line="259" w:lineRule="auto"/>
+        <w:jc w:val="start"/>
       </w:pPr>
       <w:r>
         <w:rPr>
-          <w:rFonts w:ascii="Aptos" w:hAnsi="Aptos" w:eastAsia="Aptos"/>
-          <w:b w:val="0"/>
-          <w:color w:val="263746"/>
-          <w:sz w:val="20"/>
+          <w:rFonts w:ascii="Arial" w:hAnsi="Arial" w:cs="Arial"/>
+          <w:color w:val="000000"/>
+          <w:sz w:val="22"/>
         </w:rPr>
-        <w:t>המומחה מתזמן את המקומות שהתקבלו מ־places למסלול אפשרי, לא עמוס ומותאם למגבלות. הוא משתמש בחלונות טיסה, לינה, העדפות קצב, שעות ומידע נסיעה; אין לו סמכות להחליף חבילה או להמציא זמני פתיחה/נסיעה.</w:t>
+        <w:t>pace, travel_mode, lodging_ref, day_windows, weather, places ו־interests. רשומות places מועשרות מהיומן ב־place_id, name, category, tags, indoor, minutes ו־opening_hours. מתווספים RULES_TEXT ומשוב אם קיים. אין reviewer בסוף הזרימה. לא כל TripRequest מועבר כיום במפורש למשימה; אכיפת שדות נוספים דורשת בדיקה נפרדת.</w:t>
       </w:r>
     </w:p>
     <w:p>
       <w:pPr>
-        <w:bidi/>
-        <w:spacing w:before="260" w:after="100"/>
-        <w:jc w:val="right"/>
+        <w:pStyle w:val="Heading1"/>
+        <w:keepNext/>
+        <w:widowControl/>
+        <w:bidi w:val="1"/>
+        <w:spacing w:after="60" w:line="259" w:lineRule="auto"/>
+        <w:jc w:val="start"/>
       </w:pPr>
       <w:r>
         <w:rPr>
-          <w:rFonts w:ascii="Aptos" w:hAnsi="Aptos" w:eastAsia="Aptos"/>
-          <w:b/>
-          <w:color w:val="17324D"/>
-          <w:sz w:val="32"/>
+          <w:rFonts w:ascii="Arial" w:hAnsi="Arial" w:cs="Arial"/>
+          <w:color w:val="000000"/>
+          <w:sz w:val="28"/>
         </w:rPr>
-        <w:t>אחריות וגבולות</w:t>
+        <w:t>הכלים המורשים</w:t>
       </w:r>
     </w:p>
     <w:p>
       <w:pPr>
-        <w:pStyle w:val="ListBullet"/>
-        <w:bidi/>
-        <w:spacing w:after="60"/>
-        <w:jc w:val="right"/>
+        <w:widowControl/>
+        <w:bidi w:val="1"/>
+        <w:spacing w:after="60" w:line="259" w:lineRule="auto"/>
+        <w:jc w:val="start"/>
       </w:pPr>
       <w:r>
         <w:rPr>
-          <w:rFonts w:ascii="Aptos" w:hAnsi="Aptos" w:eastAsia="Aptos"/>
-          <w:b w:val="0"/>
-          <w:color w:val="263746"/>
-          <w:sz w:val="20"/>
+          <w:rFonts w:ascii="Arial" w:hAnsi="Arial" w:cs="Arial"/>
+          <w:color w:val="000000"/>
+          <w:sz w:val="22"/>
         </w:rPr>
-        <w:t>שיבוץ מקום ליום עם משך, רצף והסבר קצר.</w:t>
+        <w:t>• get_travel_time(pairs, mode='transit') כאשר pairs הוא רשימת זוגות מזהים</w:t>
       </w:r>
     </w:p>
     <w:p>
       <w:pPr>
-        <w:pStyle w:val="ListBullet"/>
-        <w:bidi/>
-        <w:spacing w:after="60"/>
-        <w:jc w:val="right"/>
+        <w:widowControl/>
+        <w:bidi w:val="1"/>
+        <w:spacing w:after="60" w:line="259" w:lineRule="auto"/>
+        <w:jc w:val="start"/>
       </w:pPr>
       <w:r>
         <w:rPr>
-          <w:rFonts w:ascii="Aptos" w:hAnsi="Aptos" w:eastAsia="Aptos"/>
-          <w:b w:val="0"/>
-          <w:color w:val="263746"/>
-          <w:sz w:val="20"/>
+          <w:rFonts w:ascii="Arial" w:hAnsi="Arial" w:cs="Arial"/>
+          <w:color w:val="000000"/>
+          <w:sz w:val="22"/>
         </w:rPr>
-        <w:t>התחשבות ב־day_windows, טיסות, pace, travel_mode, מזג אוויר ומגבלת הליכה.</w:t>
+        <w:t>• check_day_load(day_items, pace, edge_day=False)</w:t>
       </w:r>
     </w:p>
     <w:p>
       <w:pPr>
-        <w:pStyle w:val="ListBullet"/>
-        <w:bidi/>
-        <w:spacing w:after="60"/>
-        <w:jc w:val="right"/>
+        <w:widowControl/>
+        <w:bidi w:val="1"/>
+        <w:spacing w:after="60" w:line="259" w:lineRule="auto"/>
+        <w:jc w:val="start"/>
       </w:pPr>
       <w:r>
         <w:rPr>
-          <w:rFonts w:ascii="Aptos" w:hAnsi="Aptos" w:eastAsia="Aptos"/>
-          <w:b w:val="0"/>
-          <w:color w:val="263746"/>
-          <w:sz w:val="20"/>
+          <w:rFonts w:ascii="Arial" w:hAnsi="Arial" w:cs="Arial"/>
+          <w:color w:val="000000"/>
+          <w:sz w:val="22"/>
         </w:rPr>
-        <w:t>בדיקת זמני נסיעה ועומס יומי בכלים המותרים.</w:t>
+        <w:t>הכלים מחושבים בקוד. זמני הנסיעה הם אומדן גיאוגרפי, ואין להציגם כניווט חי. check_day_load מחשב מגבלות; final_checks בודק את התוכנית לאחר החזרת הסוכן.</w:t>
       </w:r>
     </w:p>
     <w:p>
       <w:pPr>
-        <w:pStyle w:val="ListBullet"/>
-        <w:bidi/>
-        <w:spacing w:after="60"/>
-        <w:jc w:val="right"/>
+        <w:pStyle w:val="Heading1"/>
+        <w:keepNext/>
+        <w:widowControl/>
+        <w:bidi w:val="1"/>
+        <w:spacing w:after="60" w:line="259" w:lineRule="auto"/>
+        <w:jc w:val="start"/>
       </w:pPr>
       <w:r>
         <w:rPr>
-          <w:rFonts w:ascii="Aptos" w:hAnsi="Aptos" w:eastAsia="Aptos"/>
-          <w:b w:val="0"/>
-          <w:color w:val="263746"/>
-          <w:sz w:val="20"/>
+          <w:rFonts w:ascii="Arial" w:hAnsi="Arial" w:cs="Arial"/>
+          <w:color w:val="000000"/>
+          <w:sz w:val="28"/>
         </w:rPr>
-        <w:t>דיווח על unknowns; ללא הזמנה, חיפוש מקומות חדש או שינוי חבילה.</w:t>
+        <w:t>בדיקות וניתוב</w:t>
       </w:r>
     </w:p>
     <w:p>
       <w:pPr>
-        <w:bidi/>
-        <w:spacing w:before="260" w:after="100"/>
-        <w:jc w:val="right"/>
+        <w:widowControl/>
+        <w:bidi w:val="1"/>
+        <w:spacing w:after="60" w:line="259" w:lineRule="auto"/>
+        <w:jc w:val="start"/>
       </w:pPr>
       <w:r>
         <w:rPr>
-          <w:rFonts w:ascii="Aptos" w:hAnsi="Aptos" w:eastAsia="Aptos"/>
-          <w:b/>
-          <w:color w:val="17324D"/>
-          <w:sz w:val="32"/>
+          <w:rFonts w:ascii="Arial" w:hAnsi="Arial" w:cs="Arial"/>
+          <w:color w:val="000000"/>
+          <w:sz w:val="22"/>
         </w:rPr>
-        <w:t>מיקום בזרימת העבודה</w:t>
+        <w:t>כשל day_load, travel או weather_rule חוזר למסלול. HOTEL_TOO_FAR מחזיר למנהל הטיול. כשל כיסוי עשוי להחזיר קודם ל־places פעם אחת. תוצאה שאינה עוברת בדיקות אינה מאושרת רק משום שהסוכן מסביר אותה. מקום שלא שובץ נרשם ב־dropped עם סיבה.</w:t>
       </w:r>
     </w:p>
     <w:p>
       <w:pPr>
-        <w:bidi/>
-        <w:jc w:val="right"/>
+        <w:pStyle w:val="Heading1"/>
+        <w:keepNext/>
+        <w:widowControl/>
+        <w:bidi w:val="1"/>
+        <w:spacing w:after="60" w:line="259" w:lineRule="auto"/>
+        <w:jc w:val="start"/>
       </w:pPr>
       <w:r>
         <w:rPr>
-          <w:rFonts w:ascii="Aptos" w:hAnsi="Aptos" w:eastAsia="Aptos"/>
-          <w:b w:val="0"/>
-          <w:color w:val="263746"/>
-          <w:sz w:val="20"/>
+          <w:rFonts w:ascii="Arial" w:hAnsi="Arial" w:cs="Arial"/>
+          <w:color w:val="000000"/>
+          <w:sz w:val="28"/>
         </w:rPr>
-        <w:t>places מחזיר shortlist מובנה → itinerary מתזמן → בדיקות קוד בודקות אילוצים קשיחים → reviewer איכותני מעריך התאמה סמנטית.</w:t>
+        <w:t>מגבלות ומצב אימות</w:t>
       </w:r>
     </w:p>
     <w:p>
       <w:pPr>
-        <w:bidi/>
-        <w:spacing w:before="260" w:after="100"/>
-        <w:jc w:val="right"/>
+        <w:widowControl/>
+        <w:bidi w:val="1"/>
+        <w:spacing w:after="60" w:line="259" w:lineRule="auto"/>
+        <w:jc w:val="start"/>
       </w:pPr>
       <w:r>
         <w:rPr>
-          <w:rFonts w:ascii="Aptos" w:hAnsi="Aptos" w:eastAsia="Aptos"/>
-          <w:b/>
-          <w:color w:val="17324D"/>
-          <w:sz w:val="32"/>
+          <w:rFonts w:ascii="Arial" w:hAnsi="Arial" w:cs="Arial"/>
+          <w:color w:val="000000"/>
+          <w:sz w:val="22"/>
         </w:rPr>
-        <w:t>חוזה קלט ברמת השדות</w:t>
-      </w:r>
-    </w:p>
-    <w:tbl>
-      <w:tblPr>
-        <w:tblW w:type="auto" w:w="0"/>
-        <w:jc w:val="center"/>
-        <w:tblLayout w:type="fixed"/>
-        <w:tblLook w:firstColumn="1" w:firstRow="1" w:lastColumn="0" w:lastRow="0" w:noHBand="0" w:noVBand="1" w:val="04A0"/>
-        <w:tblBorders>
-          <w:top w:val="single" w:sz="5" w:color="D9E1E8"/>
-          <w:left w:val="single" w:sz="5" w:color="D9E1E8"/>
-          <w:bottom w:val="single" w:sz="5" w:color="D9E1E8"/>
-          <w:right w:val="single" w:sz="5" w:color="D9E1E8"/>
-          <w:insideH w:val="single" w:sz="5" w:color="D9E1E8"/>
-          <w:insideV w:val="single" w:sz="5" w:color="D9E1E8"/>
-        </w:tblBorders>
-      </w:tblPr>
-      <w:tblGrid>
-        <w:gridCol w:w="3389"/>
-        <w:gridCol w:w="3389"/>
-        <w:gridCol w:w="3389"/>
-      </w:tblGrid>
-      <w:tr>
-        <w:tc>
-          <w:tcPr>
-            <w:tcW w:type="dxa" w:w="1944"/>
-            <w:shd w:fill="17324D"/>
-            <w:tcMar>
-              <w:top w:w="100" w:type="dxa"/>
-              <w:start w:w="120" w:type="dxa"/>
-              <w:bottom w:w="100" w:type="dxa"/>
-              <w:end w:w="120" w:type="dxa"/>
-            </w:tcMar>
-            <w:vAlign w:val="center"/>
-          </w:tcPr>
-          <w:p>
-            <w:pPr>
-              <w:bidi/>
-              <w:jc w:val="right"/>
-            </w:pPr>
-            <w:r>
-              <w:rPr>
-                <w:rFonts w:ascii="Aptos" w:hAnsi="Aptos" w:eastAsia="Aptos"/>
-                <w:b/>
-                <w:color w:val="FFFFFF"/>
-                <w:sz w:val="18"/>
-              </w:rPr>
-              <w:t>שדה</w:t>
-            </w:r>
-          </w:p>
-        </w:tc>
-        <w:tc>
-          <w:tcPr>
-            <w:tcW w:type="dxa" w:w="1944"/>
-            <w:shd w:fill="17324D"/>
-            <w:tcMar>
-              <w:top w:w="100" w:type="dxa"/>
-              <w:start w:w="120" w:type="dxa"/>
-              <w:bottom w:w="100" w:type="dxa"/>
-              <w:end w:w="120" w:type="dxa"/>
-            </w:tcMar>
-            <w:vAlign w:val="center"/>
-          </w:tcPr>
-          <w:p>
-            <w:pPr>
-              <w:bidi/>
-              <w:jc w:val="right"/>
-            </w:pPr>
-            <w:r>
-              <w:rPr>
-                <w:rFonts w:ascii="Aptos" w:hAnsi="Aptos" w:eastAsia="Aptos"/>
-                <w:b/>
-                <w:color w:val="FFFFFF"/>
-                <w:sz w:val="18"/>
-              </w:rPr>
-              <w:t>טיפוס / נוכחות</w:t>
-            </w:r>
-          </w:p>
-        </w:tc>
-        <w:tc>
-          <w:tcPr>
-            <w:tcW w:type="dxa" w:w="5832"/>
-            <w:shd w:fill="17324D"/>
-            <w:tcMar>
-              <w:top w:w="100" w:type="dxa"/>
-              <w:start w:w="120" w:type="dxa"/>
-              <w:bottom w:w="100" w:type="dxa"/>
-              <w:end w:w="120" w:type="dxa"/>
-            </w:tcMar>
-            <w:vAlign w:val="center"/>
-          </w:tcPr>
-          <w:p>
-            <w:pPr>
-              <w:bidi/>
-              <w:jc w:val="right"/>
-            </w:pPr>
-            <w:r>
-              <w:rPr>
-                <w:rFonts w:ascii="Aptos" w:hAnsi="Aptos" w:eastAsia="Aptos"/>
-                <w:b/>
-                <w:color w:val="FFFFFF"/>
-                <w:sz w:val="18"/>
-              </w:rPr>
-              <w:t>הגדרה וכללי שימוש</w:t>
-            </w:r>
-          </w:p>
-        </w:tc>
-      </w:tr>
-      <w:tr>
-        <w:tc>
-          <w:tcPr>
-            <w:tcW w:type="dxa" w:w="1944"/>
-            <w:tcMar>
-              <w:top w:w="100" w:type="dxa"/>
-              <w:start w:w="120" w:type="dxa"/>
-              <w:bottom w:w="100" w:type="dxa"/>
-              <w:end w:w="120" w:type="dxa"/>
-            </w:tcMar>
-            <w:vAlign w:val="center"/>
-          </w:tcPr>
-          <w:p>
-            <w:pPr>
-              <w:bidi/>
-              <w:jc w:val="right"/>
-            </w:pPr>
-            <w:r>
-              <w:rPr>
-                <w:rFonts w:ascii="Aptos" w:hAnsi="Aptos" w:eastAsia="Aptos"/>
-                <w:b/>
-                <w:color w:val="17324D"/>
-                <w:sz w:val="17"/>
-              </w:rPr>
-              <w:t>request/trip_request</w:t>
-            </w:r>
-          </w:p>
-        </w:tc>
-        <w:tc>
-          <w:tcPr>
-            <w:tcW w:type="dxa" w:w="1944"/>
-            <w:tcMar>
-              <w:top w:w="100" w:type="dxa"/>
-              <w:start w:w="120" w:type="dxa"/>
-              <w:bottom w:w="100" w:type="dxa"/>
-              <w:end w:w="120" w:type="dxa"/>
-            </w:tcMar>
-            <w:vAlign w:val="center"/>
-          </w:tcPr>
-          <w:p>
-            <w:pPr>
-              <w:bidi/>
-              <w:jc w:val="right"/>
-            </w:pPr>
-            <w:r>
-              <w:rPr>
-                <w:rFonts w:ascii="Aptos" w:hAnsi="Aptos" w:eastAsia="Aptos"/>
-                <w:b w:val="0"/>
-                <w:color w:val="263746"/>
-                <w:sz w:val="17"/>
-              </w:rPr>
-              <w:t>TripRequest, חובה</w:t>
-            </w:r>
-          </w:p>
-        </w:tc>
-        <w:tc>
-          <w:tcPr>
-            <w:tcW w:type="dxa" w:w="5832"/>
-            <w:tcMar>
-              <w:top w:w="100" w:type="dxa"/>
-              <w:start w:w="120" w:type="dxa"/>
-              <w:bottom w:w="100" w:type="dxa"/>
-              <w:end w:w="120" w:type="dxa"/>
-            </w:tcMar>
-            <w:vAlign w:val="center"/>
-          </w:tcPr>
-          <w:p>
-            <w:pPr>
-              <w:bidi/>
-              <w:jc w:val="right"/>
-            </w:pPr>
-            <w:r>
-              <w:rPr>
-                <w:rFonts w:ascii="Aptos" w:hAnsi="Aptos" w:eastAsia="Aptos"/>
-                <w:b w:val="0"/>
-                <w:color w:val="263746"/>
-                <w:sz w:val="17"/>
-              </w:rPr>
-              <w:t>פרטי הבקשה והעדפות.</w:t>
-            </w:r>
-          </w:p>
-        </w:tc>
-      </w:tr>
-      <w:tr>
-        <w:tc>
-          <w:tcPr>
-            <w:tcW w:type="dxa" w:w="1944"/>
-            <w:tcMar>
-              <w:top w:w="100" w:type="dxa"/>
-              <w:start w:w="120" w:type="dxa"/>
-              <w:bottom w:w="100" w:type="dxa"/>
-              <w:end w:w="120" w:type="dxa"/>
-            </w:tcMar>
-            <w:vAlign w:val="center"/>
-            <w:shd w:fill="F5F8FA"/>
-          </w:tcPr>
-          <w:p>
-            <w:pPr>
-              <w:bidi/>
-              <w:jc w:val="right"/>
-            </w:pPr>
-            <w:r>
-              <w:rPr>
-                <w:rFonts w:ascii="Aptos" w:hAnsi="Aptos" w:eastAsia="Aptos"/>
-                <w:b/>
-                <w:color w:val="17324D"/>
-                <w:sz w:val="17"/>
-              </w:rPr>
-              <w:t>pace</w:t>
-            </w:r>
-          </w:p>
-        </w:tc>
-        <w:tc>
-          <w:tcPr>
-            <w:tcW w:type="dxa" w:w="1944"/>
-            <w:tcMar>
-              <w:top w:w="100" w:type="dxa"/>
-              <w:start w:w="120" w:type="dxa"/>
-              <w:bottom w:w="100" w:type="dxa"/>
-              <w:end w:w="120" w:type="dxa"/>
-            </w:tcMar>
-            <w:vAlign w:val="center"/>
-            <w:shd w:fill="F5F8FA"/>
-          </w:tcPr>
-          <w:p>
-            <w:pPr>
-              <w:bidi/>
-              <w:jc w:val="right"/>
-            </w:pPr>
-            <w:r>
-              <w:rPr>
-                <w:rFonts w:ascii="Aptos" w:hAnsi="Aptos" w:eastAsia="Aptos"/>
-                <w:b w:val="0"/>
-                <w:color w:val="263746"/>
-                <w:sz w:val="17"/>
-              </w:rPr>
-              <w:t>enum, רשות</w:t>
-            </w:r>
-          </w:p>
-        </w:tc>
-        <w:tc>
-          <w:tcPr>
-            <w:tcW w:type="dxa" w:w="5832"/>
-            <w:tcMar>
-              <w:top w:w="100" w:type="dxa"/>
-              <w:start w:w="120" w:type="dxa"/>
-              <w:bottom w:w="100" w:type="dxa"/>
-              <w:end w:w="120" w:type="dxa"/>
-            </w:tcMar>
-            <w:vAlign w:val="center"/>
-            <w:shd w:fill="F5F8FA"/>
-          </w:tcPr>
-          <w:p>
-            <w:pPr>
-              <w:bidi/>
-              <w:jc w:val="right"/>
-            </w:pPr>
-            <w:r>
-              <w:rPr>
-                <w:rFonts w:ascii="Aptos" w:hAnsi="Aptos" w:eastAsia="Aptos"/>
-                <w:b w:val="0"/>
-                <w:color w:val="263746"/>
-                <w:sz w:val="17"/>
-              </w:rPr>
-              <w:t>קצב רצוי.</w:t>
-            </w:r>
-          </w:p>
-        </w:tc>
-      </w:tr>
-      <w:tr>
-        <w:tc>
-          <w:tcPr>
-            <w:tcW w:type="dxa" w:w="1944"/>
-            <w:tcMar>
-              <w:top w:w="100" w:type="dxa"/>
-              <w:start w:w="120" w:type="dxa"/>
-              <w:bottom w:w="100" w:type="dxa"/>
-              <w:end w:w="120" w:type="dxa"/>
-            </w:tcMar>
-            <w:vAlign w:val="center"/>
-          </w:tcPr>
-          <w:p>
-            <w:pPr>
-              <w:bidi/>
-              <w:jc w:val="right"/>
-            </w:pPr>
-            <w:r>
-              <w:rPr>
-                <w:rFonts w:ascii="Aptos" w:hAnsi="Aptos" w:eastAsia="Aptos"/>
-                <w:b/>
-                <w:color w:val="17324D"/>
-                <w:sz w:val="17"/>
-              </w:rPr>
-              <w:t>travel_mode</w:t>
-            </w:r>
-          </w:p>
-        </w:tc>
-        <w:tc>
-          <w:tcPr>
-            <w:tcW w:type="dxa" w:w="1944"/>
-            <w:tcMar>
-              <w:top w:w="100" w:type="dxa"/>
-              <w:start w:w="120" w:type="dxa"/>
-              <w:bottom w:w="100" w:type="dxa"/>
-              <w:end w:w="120" w:type="dxa"/>
-            </w:tcMar>
-            <w:vAlign w:val="center"/>
-          </w:tcPr>
-          <w:p>
-            <w:pPr>
-              <w:bidi/>
-              <w:jc w:val="right"/>
-            </w:pPr>
-            <w:r>
-              <w:rPr>
-                <w:rFonts w:ascii="Aptos" w:hAnsi="Aptos" w:eastAsia="Aptos"/>
-                <w:b w:val="0"/>
-                <w:color w:val="263746"/>
-                <w:sz w:val="17"/>
-              </w:rPr>
-              <w:t>enum, חובה/ברירת מחדל מוגדרת</w:t>
-            </w:r>
-          </w:p>
-        </w:tc>
-        <w:tc>
-          <w:tcPr>
-            <w:tcW w:type="dxa" w:w="5832"/>
-            <w:tcMar>
-              <w:top w:w="100" w:type="dxa"/>
-              <w:start w:w="120" w:type="dxa"/>
-              <w:bottom w:w="100" w:type="dxa"/>
-              <w:end w:w="120" w:type="dxa"/>
-            </w:tcMar>
-            <w:vAlign w:val="center"/>
-          </w:tcPr>
-          <w:p>
-            <w:pPr>
-              <w:bidi/>
-              <w:jc w:val="right"/>
-            </w:pPr>
-            <w:r>
-              <w:rPr>
-                <w:rFonts w:ascii="Aptos" w:hAnsi="Aptos" w:eastAsia="Aptos"/>
-                <w:b w:val="0"/>
-                <w:color w:val="263746"/>
-                <w:sz w:val="17"/>
-              </w:rPr>
-              <w:t>אמצעי התניידות לתכנון זמני נסיעה.</w:t>
-            </w:r>
-          </w:p>
-        </w:tc>
-      </w:tr>
-      <w:tr>
-        <w:tc>
-          <w:tcPr>
-            <w:tcW w:type="dxa" w:w="1944"/>
-            <w:tcMar>
-              <w:top w:w="100" w:type="dxa"/>
-              <w:start w:w="120" w:type="dxa"/>
-              <w:bottom w:w="100" w:type="dxa"/>
-              <w:end w:w="120" w:type="dxa"/>
-            </w:tcMar>
-            <w:vAlign w:val="center"/>
-            <w:shd w:fill="F5F8FA"/>
-          </w:tcPr>
-          <w:p>
-            <w:pPr>
-              <w:bidi/>
-              <w:jc w:val="right"/>
-            </w:pPr>
-            <w:r>
-              <w:rPr>
-                <w:rFonts w:ascii="Aptos" w:hAnsi="Aptos" w:eastAsia="Aptos"/>
-                <w:b/>
-                <w:color w:val="17324D"/>
-                <w:sz w:val="17"/>
-              </w:rPr>
-              <w:t>lodging_ref</w:t>
-            </w:r>
-          </w:p>
-        </w:tc>
-        <w:tc>
-          <w:tcPr>
-            <w:tcW w:type="dxa" w:w="1944"/>
-            <w:tcMar>
-              <w:top w:w="100" w:type="dxa"/>
-              <w:start w:w="120" w:type="dxa"/>
-              <w:bottom w:w="100" w:type="dxa"/>
-              <w:end w:w="120" w:type="dxa"/>
-            </w:tcMar>
-            <w:vAlign w:val="center"/>
-            <w:shd w:fill="F5F8FA"/>
-          </w:tcPr>
-          <w:p>
-            <w:pPr>
-              <w:bidi/>
-              <w:jc w:val="right"/>
-            </w:pPr>
-            <w:r>
-              <w:rPr>
-                <w:rFonts w:ascii="Aptos" w:hAnsi="Aptos" w:eastAsia="Aptos"/>
-                <w:b w:val="0"/>
-                <w:color w:val="263746"/>
-                <w:sz w:val="17"/>
-              </w:rPr>
-              <w:t>str, חובה</w:t>
-            </w:r>
-          </w:p>
-        </w:tc>
-        <w:tc>
-          <w:tcPr>
-            <w:tcW w:type="dxa" w:w="5832"/>
-            <w:tcMar>
-              <w:top w:w="100" w:type="dxa"/>
-              <w:start w:w="120" w:type="dxa"/>
-              <w:bottom w:w="100" w:type="dxa"/>
-              <w:end w:w="120" w:type="dxa"/>
-            </w:tcMar>
-            <w:vAlign w:val="center"/>
-            <w:shd w:fill="F5F8FA"/>
-          </w:tcPr>
-          <w:p>
-            <w:pPr>
-              <w:bidi/>
-              <w:jc w:val="right"/>
-            </w:pPr>
-            <w:r>
-              <w:rPr>
-                <w:rFonts w:ascii="Aptos" w:hAnsi="Aptos" w:eastAsia="Aptos"/>
-                <w:b w:val="0"/>
-                <w:color w:val="263746"/>
-                <w:sz w:val="17"/>
-              </w:rPr>
-              <w:t>מזהה מקום הלינה שנבחר.</w:t>
-            </w:r>
-          </w:p>
-        </w:tc>
-      </w:tr>
-      <w:tr>
-        <w:tc>
-          <w:tcPr>
-            <w:tcW w:type="dxa" w:w="1944"/>
-            <w:tcMar>
-              <w:top w:w="100" w:type="dxa"/>
-              <w:start w:w="120" w:type="dxa"/>
-              <w:bottom w:w="100" w:type="dxa"/>
-              <w:end w:w="120" w:type="dxa"/>
-            </w:tcMar>
-            <w:vAlign w:val="center"/>
-          </w:tcPr>
-          <w:p>
-            <w:pPr>
-              <w:bidi/>
-              <w:jc w:val="right"/>
-            </w:pPr>
-            <w:r>
-              <w:rPr>
-                <w:rFonts w:ascii="Aptos" w:hAnsi="Aptos" w:eastAsia="Aptos"/>
-                <w:b/>
-                <w:color w:val="17324D"/>
-                <w:sz w:val="17"/>
-              </w:rPr>
-              <w:t>day_windows</w:t>
-            </w:r>
-          </w:p>
-        </w:tc>
-        <w:tc>
-          <w:tcPr>
-            <w:tcW w:type="dxa" w:w="1944"/>
-            <w:tcMar>
-              <w:top w:w="100" w:type="dxa"/>
-              <w:start w:w="120" w:type="dxa"/>
-              <w:bottom w:w="100" w:type="dxa"/>
-              <w:end w:w="120" w:type="dxa"/>
-            </w:tcMar>
-            <w:vAlign w:val="center"/>
-          </w:tcPr>
-          <w:p>
-            <w:pPr>
-              <w:bidi/>
-              <w:jc w:val="right"/>
-            </w:pPr>
-            <w:r>
-              <w:rPr>
-                <w:rFonts w:ascii="Aptos" w:hAnsi="Aptos" w:eastAsia="Aptos"/>
-                <w:b w:val="0"/>
-                <w:color w:val="263746"/>
-                <w:sz w:val="17"/>
-              </w:rPr>
-              <w:t>list[Window], חובה</w:t>
-            </w:r>
-          </w:p>
-        </w:tc>
-        <w:tc>
-          <w:tcPr>
-            <w:tcW w:type="dxa" w:w="5832"/>
-            <w:tcMar>
-              <w:top w:w="100" w:type="dxa"/>
-              <w:start w:w="120" w:type="dxa"/>
-              <w:bottom w:w="100" w:type="dxa"/>
-              <w:end w:w="120" w:type="dxa"/>
-            </w:tcMar>
-            <w:vAlign w:val="center"/>
-          </w:tcPr>
-          <w:p>
-            <w:pPr>
-              <w:bidi/>
-              <w:jc w:val="right"/>
-            </w:pPr>
-            <w:r>
-              <w:rPr>
-                <w:rFonts w:ascii="Aptos" w:hAnsi="Aptos" w:eastAsia="Aptos"/>
-                <w:b w:val="0"/>
-                <w:color w:val="263746"/>
-                <w:sz w:val="17"/>
-              </w:rPr>
-              <w:t>חלונות זמינים בכל יום, כולל אילוצי טיסה.</w:t>
-            </w:r>
-          </w:p>
-        </w:tc>
-      </w:tr>
-      <w:tr>
-        <w:tc>
-          <w:tcPr>
-            <w:tcW w:type="dxa" w:w="1944"/>
-            <w:tcMar>
-              <w:top w:w="100" w:type="dxa"/>
-              <w:start w:w="120" w:type="dxa"/>
-              <w:bottom w:w="100" w:type="dxa"/>
-              <w:end w:w="120" w:type="dxa"/>
-            </w:tcMar>
-            <w:vAlign w:val="center"/>
-            <w:shd w:fill="F5F8FA"/>
-          </w:tcPr>
-          <w:p>
-            <w:pPr>
-              <w:bidi/>
-              <w:jc w:val="right"/>
-            </w:pPr>
-            <w:r>
-              <w:rPr>
-                <w:rFonts w:ascii="Aptos" w:hAnsi="Aptos" w:eastAsia="Aptos"/>
-                <w:b/>
-                <w:color w:val="17324D"/>
-                <w:sz w:val="17"/>
-              </w:rPr>
-              <w:t>weather</w:t>
-            </w:r>
-          </w:p>
-        </w:tc>
-        <w:tc>
-          <w:tcPr>
-            <w:tcW w:type="dxa" w:w="1944"/>
-            <w:tcMar>
-              <w:top w:w="100" w:type="dxa"/>
-              <w:start w:w="120" w:type="dxa"/>
-              <w:bottom w:w="100" w:type="dxa"/>
-              <w:end w:w="120" w:type="dxa"/>
-            </w:tcMar>
-            <w:vAlign w:val="center"/>
-            <w:shd w:fill="F5F8FA"/>
-          </w:tcPr>
-          <w:p>
-            <w:pPr>
-              <w:bidi/>
-              <w:jc w:val="right"/>
-            </w:pPr>
-            <w:r>
-              <w:rPr>
-                <w:rFonts w:ascii="Aptos" w:hAnsi="Aptos" w:eastAsia="Aptos"/>
-                <w:b w:val="0"/>
-                <w:color w:val="263746"/>
-                <w:sz w:val="17"/>
-              </w:rPr>
-              <w:t>WeatherContext, רשות</w:t>
-            </w:r>
-          </w:p>
-        </w:tc>
-        <w:tc>
-          <w:tcPr>
-            <w:tcW w:type="dxa" w:w="5832"/>
-            <w:tcMar>
-              <w:top w:w="100" w:type="dxa"/>
-              <w:start w:w="120" w:type="dxa"/>
-              <w:bottom w:w="100" w:type="dxa"/>
-              <w:end w:w="120" w:type="dxa"/>
-            </w:tcMar>
-            <w:vAlign w:val="center"/>
-            <w:shd w:fill="F5F8FA"/>
-          </w:tcPr>
-          <w:p>
-            <w:pPr>
-              <w:bidi/>
-              <w:jc w:val="right"/>
-            </w:pPr>
-            <w:r>
-              <w:rPr>
-                <w:rFonts w:ascii="Aptos" w:hAnsi="Aptos" w:eastAsia="Aptos"/>
-                <w:b w:val="0"/>
-                <w:color w:val="263746"/>
-                <w:sz w:val="17"/>
-              </w:rPr>
-              <w:t>תחזית/ימי גשם כפי שנמסרו.</w:t>
-            </w:r>
-          </w:p>
-        </w:tc>
-      </w:tr>
-      <w:tr>
-        <w:tc>
-          <w:tcPr>
-            <w:tcW w:type="dxa" w:w="1944"/>
-            <w:tcMar>
-              <w:top w:w="100" w:type="dxa"/>
-              <w:start w:w="120" w:type="dxa"/>
-              <w:bottom w:w="100" w:type="dxa"/>
-              <w:end w:w="120" w:type="dxa"/>
-            </w:tcMar>
-            <w:vAlign w:val="center"/>
-          </w:tcPr>
-          <w:p>
-            <w:pPr>
-              <w:bidi/>
-              <w:jc w:val="right"/>
-            </w:pPr>
-            <w:r>
-              <w:rPr>
-                <w:rFonts w:ascii="Aptos" w:hAnsi="Aptos" w:eastAsia="Aptos"/>
-                <w:b/>
-                <w:color w:val="17324D"/>
-                <w:sz w:val="17"/>
-              </w:rPr>
-              <w:t>places</w:t>
-            </w:r>
-          </w:p>
-        </w:tc>
-        <w:tc>
-          <w:tcPr>
-            <w:tcW w:type="dxa" w:w="1944"/>
-            <w:tcMar>
-              <w:top w:w="100" w:type="dxa"/>
-              <w:start w:w="120" w:type="dxa"/>
-              <w:bottom w:w="100" w:type="dxa"/>
-              <w:end w:w="120" w:type="dxa"/>
-            </w:tcMar>
-            <w:vAlign w:val="center"/>
-          </w:tcPr>
-          <w:p>
-            <w:pPr>
-              <w:bidi/>
-              <w:jc w:val="right"/>
-            </w:pPr>
-            <w:r>
-              <w:rPr>
-                <w:rFonts w:ascii="Aptos" w:hAnsi="Aptos" w:eastAsia="Aptos"/>
-                <w:b w:val="0"/>
-                <w:color w:val="263746"/>
-                <w:sz w:val="17"/>
-              </w:rPr>
-              <w:t>list[PlaceSummary], חובה</w:t>
-            </w:r>
-          </w:p>
-        </w:tc>
-        <w:tc>
-          <w:tcPr>
-            <w:tcW w:type="dxa" w:w="5832"/>
-            <w:tcMar>
-              <w:top w:w="100" w:type="dxa"/>
-              <w:start w:w="120" w:type="dxa"/>
-              <w:bottom w:w="100" w:type="dxa"/>
-              <w:end w:w="120" w:type="dxa"/>
-            </w:tcMar>
-            <w:vAlign w:val="center"/>
-          </w:tcPr>
-          <w:p>
-            <w:pPr>
-              <w:bidi/>
-              <w:jc w:val="right"/>
-            </w:pPr>
-            <w:r>
-              <w:rPr>
-                <w:rFonts w:ascii="Aptos" w:hAnsi="Aptos" w:eastAsia="Aptos"/>
-                <w:b w:val="0"/>
-                <w:color w:val="263746"/>
-                <w:sz w:val="17"/>
-              </w:rPr>
-              <w:t>place_id, name, category, tags, indoor, minutes, opening_hours.</w:t>
-            </w:r>
-          </w:p>
-        </w:tc>
-      </w:tr>
-      <w:tr>
-        <w:tc>
-          <w:tcPr>
-            <w:tcW w:type="dxa" w:w="1944"/>
-            <w:tcMar>
-              <w:top w:w="100" w:type="dxa"/>
-              <w:start w:w="120" w:type="dxa"/>
-              <w:bottom w:w="100" w:type="dxa"/>
-              <w:end w:w="120" w:type="dxa"/>
-            </w:tcMar>
-            <w:vAlign w:val="center"/>
-            <w:shd w:fill="F5F8FA"/>
-          </w:tcPr>
-          <w:p>
-            <w:pPr>
-              <w:bidi/>
-              <w:jc w:val="right"/>
-            </w:pPr>
-            <w:r>
-              <w:rPr>
-                <w:rFonts w:ascii="Aptos" w:hAnsi="Aptos" w:eastAsia="Aptos"/>
-                <w:b/>
-                <w:color w:val="17324D"/>
-                <w:sz w:val="17"/>
-              </w:rPr>
-              <w:t>walk_limit</w:t>
-            </w:r>
-          </w:p>
-        </w:tc>
-        <w:tc>
-          <w:tcPr>
-            <w:tcW w:type="dxa" w:w="1944"/>
-            <w:tcMar>
-              <w:top w:w="100" w:type="dxa"/>
-              <w:start w:w="120" w:type="dxa"/>
-              <w:bottom w:w="100" w:type="dxa"/>
-              <w:end w:w="120" w:type="dxa"/>
-            </w:tcMar>
-            <w:vAlign w:val="center"/>
-            <w:shd w:fill="F5F8FA"/>
-          </w:tcPr>
-          <w:p>
-            <w:pPr>
-              <w:bidi/>
-              <w:jc w:val="right"/>
-            </w:pPr>
-            <w:r>
-              <w:rPr>
-                <w:rFonts w:ascii="Aptos" w:hAnsi="Aptos" w:eastAsia="Aptos"/>
-                <w:b w:val="0"/>
-                <w:color w:val="263746"/>
-                <w:sz w:val="17"/>
-              </w:rPr>
-              <w:t>number/unit, רשות</w:t>
-            </w:r>
-          </w:p>
-        </w:tc>
-        <w:tc>
-          <w:tcPr>
-            <w:tcW w:type="dxa" w:w="5832"/>
-            <w:tcMar>
-              <w:top w:w="100" w:type="dxa"/>
-              <w:start w:w="120" w:type="dxa"/>
-              <w:bottom w:w="100" w:type="dxa"/>
-              <w:end w:w="120" w:type="dxa"/>
-            </w:tcMar>
-            <w:vAlign w:val="center"/>
-            <w:shd w:fill="F5F8FA"/>
-          </w:tcPr>
-          <w:p>
-            <w:pPr>
-              <w:bidi/>
-              <w:jc w:val="right"/>
-            </w:pPr>
-            <w:r>
-              <w:rPr>
-                <w:rFonts w:ascii="Aptos" w:hAnsi="Aptos" w:eastAsia="Aptos"/>
-                <w:b w:val="0"/>
-                <w:color w:val="263746"/>
-                <w:sz w:val="17"/>
-              </w:rPr>
-              <w:t>מגבלת הליכה אם הוגדרה בבקשה.</w:t>
-            </w:r>
-          </w:p>
-        </w:tc>
-      </w:tr>
-    </w:tbl>
-    <w:p>
-      <w:pPr>
-        <w:spacing w:after="20"/>
-      </w:pPr>
-    </w:p>
-    <w:p>
-      <w:pPr>
-        <w:bidi/>
-        <w:spacing w:before="260" w:after="100"/>
-        <w:jc w:val="right"/>
-      </w:pPr>
-      <w:r>
-        <w:rPr>
-          <w:rFonts w:ascii="Aptos" w:hAnsi="Aptos" w:eastAsia="Aptos"/>
-          <w:b/>
-          <w:color w:val="17324D"/>
-          <w:sz w:val="32"/>
-        </w:rPr>
-        <w:t>חוזה פלט ברמת השדות</w:t>
-      </w:r>
-    </w:p>
-    <w:tbl>
-      <w:tblPr>
-        <w:tblW w:type="auto" w:w="0"/>
-        <w:jc w:val="center"/>
-        <w:tblLayout w:type="fixed"/>
-        <w:tblLook w:firstColumn="1" w:firstRow="1" w:lastColumn="0" w:lastRow="0" w:noHBand="0" w:noVBand="1" w:val="04A0"/>
-        <w:tblBorders>
-          <w:top w:val="single" w:sz="5" w:color="D9E1E8"/>
-          <w:left w:val="single" w:sz="5" w:color="D9E1E8"/>
-          <w:bottom w:val="single" w:sz="5" w:color="D9E1E8"/>
-          <w:right w:val="single" w:sz="5" w:color="D9E1E8"/>
-          <w:insideH w:val="single" w:sz="5" w:color="D9E1E8"/>
-          <w:insideV w:val="single" w:sz="5" w:color="D9E1E8"/>
-        </w:tblBorders>
-      </w:tblPr>
-      <w:tblGrid>
-        <w:gridCol w:w="3389"/>
-        <w:gridCol w:w="3389"/>
-        <w:gridCol w:w="3389"/>
-      </w:tblGrid>
-      <w:tr>
-        <w:tc>
-          <w:tcPr>
-            <w:tcW w:type="dxa" w:w="1944"/>
-            <w:shd w:fill="17324D"/>
-            <w:tcMar>
-              <w:top w:w="100" w:type="dxa"/>
-              <w:start w:w="120" w:type="dxa"/>
-              <w:bottom w:w="100" w:type="dxa"/>
-              <w:end w:w="120" w:type="dxa"/>
-            </w:tcMar>
-            <w:vAlign w:val="center"/>
-          </w:tcPr>
-          <w:p>
-            <w:pPr>
-              <w:bidi/>
-              <w:jc w:val="right"/>
-            </w:pPr>
-            <w:r>
-              <w:rPr>
-                <w:rFonts w:ascii="Aptos" w:hAnsi="Aptos" w:eastAsia="Aptos"/>
-                <w:b/>
-                <w:color w:val="FFFFFF"/>
-                <w:sz w:val="18"/>
-              </w:rPr>
-              <w:t>שדה</w:t>
-            </w:r>
-          </w:p>
-        </w:tc>
-        <w:tc>
-          <w:tcPr>
-            <w:tcW w:type="dxa" w:w="1944"/>
-            <w:shd w:fill="17324D"/>
-            <w:tcMar>
-              <w:top w:w="100" w:type="dxa"/>
-              <w:start w:w="120" w:type="dxa"/>
-              <w:bottom w:w="100" w:type="dxa"/>
-              <w:end w:w="120" w:type="dxa"/>
-            </w:tcMar>
-            <w:vAlign w:val="center"/>
-          </w:tcPr>
-          <w:p>
-            <w:pPr>
-              <w:bidi/>
-              <w:jc w:val="right"/>
-            </w:pPr>
-            <w:r>
-              <w:rPr>
-                <w:rFonts w:ascii="Aptos" w:hAnsi="Aptos" w:eastAsia="Aptos"/>
-                <w:b/>
-                <w:color w:val="FFFFFF"/>
-                <w:sz w:val="18"/>
-              </w:rPr>
-              <w:t>טיפוס / נוכחות</w:t>
-            </w:r>
-          </w:p>
-        </w:tc>
-        <w:tc>
-          <w:tcPr>
-            <w:tcW w:type="dxa" w:w="5832"/>
-            <w:shd w:fill="17324D"/>
-            <w:tcMar>
-              <w:top w:w="100" w:type="dxa"/>
-              <w:start w:w="120" w:type="dxa"/>
-              <w:bottom w:w="100" w:type="dxa"/>
-              <w:end w:w="120" w:type="dxa"/>
-            </w:tcMar>
-            <w:vAlign w:val="center"/>
-          </w:tcPr>
-          <w:p>
-            <w:pPr>
-              <w:bidi/>
-              <w:jc w:val="right"/>
-            </w:pPr>
-            <w:r>
-              <w:rPr>
-                <w:rFonts w:ascii="Aptos" w:hAnsi="Aptos" w:eastAsia="Aptos"/>
-                <w:b/>
-                <w:color w:val="FFFFFF"/>
-                <w:sz w:val="18"/>
-              </w:rPr>
-              <w:t>הגדרה וכללי שימוש</w:t>
-            </w:r>
-          </w:p>
-        </w:tc>
-      </w:tr>
-      <w:tr>
-        <w:tc>
-          <w:tcPr>
-            <w:tcW w:type="dxa" w:w="1944"/>
-            <w:tcMar>
-              <w:top w:w="100" w:type="dxa"/>
-              <w:start w:w="120" w:type="dxa"/>
-              <w:bottom w:w="100" w:type="dxa"/>
-              <w:end w:w="120" w:type="dxa"/>
-            </w:tcMar>
-            <w:vAlign w:val="center"/>
-          </w:tcPr>
-          <w:p>
-            <w:pPr>
-              <w:bidi/>
-              <w:jc w:val="right"/>
-            </w:pPr>
-            <w:r>
-              <w:rPr>
-                <w:rFonts w:ascii="Aptos" w:hAnsi="Aptos" w:eastAsia="Aptos"/>
-                <w:b/>
-                <w:color w:val="17324D"/>
-                <w:sz w:val="17"/>
-              </w:rPr>
-              <w:t>days[].date/day_index</w:t>
-            </w:r>
-          </w:p>
-        </w:tc>
-        <w:tc>
-          <w:tcPr>
-            <w:tcW w:type="dxa" w:w="1944"/>
-            <w:tcMar>
-              <w:top w:w="100" w:type="dxa"/>
-              <w:start w:w="120" w:type="dxa"/>
-              <w:bottom w:w="100" w:type="dxa"/>
-              <w:end w:w="120" w:type="dxa"/>
-            </w:tcMar>
-            <w:vAlign w:val="center"/>
-          </w:tcPr>
-          <w:p>
-            <w:pPr>
-              <w:bidi/>
-              <w:jc w:val="right"/>
-            </w:pPr>
-            <w:r>
-              <w:rPr>
-                <w:rFonts w:ascii="Aptos" w:hAnsi="Aptos" w:eastAsia="Aptos"/>
-                <w:b w:val="0"/>
-                <w:color w:val="263746"/>
-                <w:sz w:val="17"/>
-              </w:rPr>
-              <w:t>date/int, חובה</w:t>
-            </w:r>
-          </w:p>
-        </w:tc>
-        <w:tc>
-          <w:tcPr>
-            <w:tcW w:type="dxa" w:w="5832"/>
-            <w:tcMar>
-              <w:top w:w="100" w:type="dxa"/>
-              <w:start w:w="120" w:type="dxa"/>
-              <w:bottom w:w="100" w:type="dxa"/>
-              <w:end w:w="120" w:type="dxa"/>
-            </w:tcMar>
-            <w:vAlign w:val="center"/>
-          </w:tcPr>
-          <w:p>
-            <w:pPr>
-              <w:bidi/>
-              <w:jc w:val="right"/>
-            </w:pPr>
-            <w:r>
-              <w:rPr>
-                <w:rFonts w:ascii="Aptos" w:hAnsi="Aptos" w:eastAsia="Aptos"/>
-                <w:b w:val="0"/>
-                <w:color w:val="263746"/>
-                <w:sz w:val="17"/>
-              </w:rPr>
-              <w:t>יום ותאריך.</w:t>
-            </w:r>
-          </w:p>
-        </w:tc>
-      </w:tr>
-      <w:tr>
-        <w:tc>
-          <w:tcPr>
-            <w:tcW w:type="dxa" w:w="1944"/>
-            <w:tcMar>
-              <w:top w:w="100" w:type="dxa"/>
-              <w:start w:w="120" w:type="dxa"/>
-              <w:bottom w:w="100" w:type="dxa"/>
-              <w:end w:w="120" w:type="dxa"/>
-            </w:tcMar>
-            <w:vAlign w:val="center"/>
-            <w:shd w:fill="F5F8FA"/>
-          </w:tcPr>
-          <w:p>
-            <w:pPr>
-              <w:bidi/>
-              <w:jc w:val="right"/>
-            </w:pPr>
-            <w:r>
-              <w:rPr>
-                <w:rFonts w:ascii="Aptos" w:hAnsi="Aptos" w:eastAsia="Aptos"/>
-                <w:b/>
-                <w:color w:val="17324D"/>
-                <w:sz w:val="17"/>
-              </w:rPr>
-              <w:t>activities[].place_id</w:t>
-            </w:r>
-          </w:p>
-        </w:tc>
-        <w:tc>
-          <w:tcPr>
-            <w:tcW w:type="dxa" w:w="1944"/>
-            <w:tcMar>
-              <w:top w:w="100" w:type="dxa"/>
-              <w:start w:w="120" w:type="dxa"/>
-              <w:bottom w:w="100" w:type="dxa"/>
-              <w:end w:w="120" w:type="dxa"/>
-            </w:tcMar>
-            <w:vAlign w:val="center"/>
-            <w:shd w:fill="F5F8FA"/>
-          </w:tcPr>
-          <w:p>
-            <w:pPr>
-              <w:bidi/>
-              <w:jc w:val="right"/>
-            </w:pPr>
-            <w:r>
-              <w:rPr>
-                <w:rFonts w:ascii="Aptos" w:hAnsi="Aptos" w:eastAsia="Aptos"/>
-                <w:b w:val="0"/>
-                <w:color w:val="263746"/>
-                <w:sz w:val="17"/>
-              </w:rPr>
-              <w:t>str, חובה</w:t>
-            </w:r>
-          </w:p>
-        </w:tc>
-        <w:tc>
-          <w:tcPr>
-            <w:tcW w:type="dxa" w:w="5832"/>
-            <w:tcMar>
-              <w:top w:w="100" w:type="dxa"/>
-              <w:start w:w="120" w:type="dxa"/>
-              <w:bottom w:w="100" w:type="dxa"/>
-              <w:end w:w="120" w:type="dxa"/>
-            </w:tcMar>
-            <w:vAlign w:val="center"/>
-            <w:shd w:fill="F5F8FA"/>
-          </w:tcPr>
-          <w:p>
-            <w:pPr>
-              <w:bidi/>
-              <w:jc w:val="right"/>
-            </w:pPr>
-            <w:r>
-              <w:rPr>
-                <w:rFonts w:ascii="Aptos" w:hAnsi="Aptos" w:eastAsia="Aptos"/>
-                <w:b w:val="0"/>
-                <w:color w:val="263746"/>
-                <w:sz w:val="17"/>
-              </w:rPr>
-              <w:t>מזהה קיים מתוך shortlist.</w:t>
-            </w:r>
-          </w:p>
-        </w:tc>
-      </w:tr>
-      <w:tr>
-        <w:tc>
-          <w:tcPr>
-            <w:tcW w:type="dxa" w:w="1944"/>
-            <w:tcMar>
-              <w:top w:w="100" w:type="dxa"/>
-              <w:start w:w="120" w:type="dxa"/>
-              <w:bottom w:w="100" w:type="dxa"/>
-              <w:end w:w="120" w:type="dxa"/>
-            </w:tcMar>
-            <w:vAlign w:val="center"/>
-          </w:tcPr>
-          <w:p>
-            <w:pPr>
-              <w:bidi/>
-              <w:jc w:val="right"/>
-            </w:pPr>
-            <w:r>
-              <w:rPr>
-                <w:rFonts w:ascii="Aptos" w:hAnsi="Aptos" w:eastAsia="Aptos"/>
-                <w:b/>
-                <w:color w:val="17324D"/>
-                <w:sz w:val="17"/>
-              </w:rPr>
-              <w:t>activities[].start/end</w:t>
-            </w:r>
-          </w:p>
-        </w:tc>
-        <w:tc>
-          <w:tcPr>
-            <w:tcW w:type="dxa" w:w="1944"/>
-            <w:tcMar>
-              <w:top w:w="100" w:type="dxa"/>
-              <w:start w:w="120" w:type="dxa"/>
-              <w:bottom w:w="100" w:type="dxa"/>
-              <w:end w:w="120" w:type="dxa"/>
-            </w:tcMar>
-            <w:vAlign w:val="center"/>
-          </w:tcPr>
-          <w:p>
-            <w:pPr>
-              <w:bidi/>
-              <w:jc w:val="right"/>
-            </w:pPr>
-            <w:r>
-              <w:rPr>
-                <w:rFonts w:ascii="Aptos" w:hAnsi="Aptos" w:eastAsia="Aptos"/>
-                <w:b w:val="0"/>
-                <w:color w:val="263746"/>
-                <w:sz w:val="17"/>
-              </w:rPr>
-              <w:t>datetime, רשות</w:t>
-            </w:r>
-          </w:p>
-        </w:tc>
-        <w:tc>
-          <w:tcPr>
-            <w:tcW w:type="dxa" w:w="5832"/>
-            <w:tcMar>
-              <w:top w:w="100" w:type="dxa"/>
-              <w:start w:w="120" w:type="dxa"/>
-              <w:bottom w:w="100" w:type="dxa"/>
-              <w:end w:w="120" w:type="dxa"/>
-            </w:tcMar>
-            <w:vAlign w:val="center"/>
-          </w:tcPr>
-          <w:p>
-            <w:pPr>
-              <w:bidi/>
-              <w:jc w:val="right"/>
-            </w:pPr>
-            <w:r>
-              <w:rPr>
-                <w:rFonts w:ascii="Aptos" w:hAnsi="Aptos" w:eastAsia="Aptos"/>
-                <w:b w:val="0"/>
-                <w:color w:val="263746"/>
-                <w:sz w:val="17"/>
-              </w:rPr>
-              <w:t>רק אם ניתן לתזמן על בסיס חלונות ושעות אמינות.</w:t>
-            </w:r>
-          </w:p>
-        </w:tc>
-      </w:tr>
-      <w:tr>
-        <w:tc>
-          <w:tcPr>
-            <w:tcW w:type="dxa" w:w="1944"/>
-            <w:tcMar>
-              <w:top w:w="100" w:type="dxa"/>
-              <w:start w:w="120" w:type="dxa"/>
-              <w:bottom w:w="100" w:type="dxa"/>
-              <w:end w:w="120" w:type="dxa"/>
-            </w:tcMar>
-            <w:vAlign w:val="center"/>
-            <w:shd w:fill="F5F8FA"/>
-          </w:tcPr>
-          <w:p>
-            <w:pPr>
-              <w:bidi/>
-              <w:jc w:val="right"/>
-            </w:pPr>
-            <w:r>
-              <w:rPr>
-                <w:rFonts w:ascii="Aptos" w:hAnsi="Aptos" w:eastAsia="Aptos"/>
-                <w:b/>
-                <w:color w:val="17324D"/>
-                <w:sz w:val="17"/>
-              </w:rPr>
-              <w:t>activities[].duration_minutes</w:t>
-            </w:r>
-          </w:p>
-        </w:tc>
-        <w:tc>
-          <w:tcPr>
-            <w:tcW w:type="dxa" w:w="1944"/>
-            <w:tcMar>
-              <w:top w:w="100" w:type="dxa"/>
-              <w:start w:w="120" w:type="dxa"/>
-              <w:bottom w:w="100" w:type="dxa"/>
-              <w:end w:w="120" w:type="dxa"/>
-            </w:tcMar>
-            <w:vAlign w:val="center"/>
-            <w:shd w:fill="F5F8FA"/>
-          </w:tcPr>
-          <w:p>
-            <w:pPr>
-              <w:bidi/>
-              <w:jc w:val="right"/>
-            </w:pPr>
-            <w:r>
-              <w:rPr>
-                <w:rFonts w:ascii="Aptos" w:hAnsi="Aptos" w:eastAsia="Aptos"/>
-                <w:b w:val="0"/>
-                <w:color w:val="263746"/>
-                <w:sz w:val="17"/>
-              </w:rPr>
-              <w:t>int, חובה</w:t>
-            </w:r>
-          </w:p>
-        </w:tc>
-        <w:tc>
-          <w:tcPr>
-            <w:tcW w:type="dxa" w:w="5832"/>
-            <w:tcMar>
-              <w:top w:w="100" w:type="dxa"/>
-              <w:start w:w="120" w:type="dxa"/>
-              <w:bottom w:w="100" w:type="dxa"/>
-              <w:end w:w="120" w:type="dxa"/>
-            </w:tcMar>
-            <w:vAlign w:val="center"/>
-            <w:shd w:fill="F5F8FA"/>
-          </w:tcPr>
-          <w:p>
-            <w:pPr>
-              <w:bidi/>
-              <w:jc w:val="right"/>
-            </w:pPr>
-            <w:r>
-              <w:rPr>
-                <w:rFonts w:ascii="Aptos" w:hAnsi="Aptos" w:eastAsia="Aptos"/>
-                <w:b w:val="0"/>
-                <w:color w:val="263746"/>
-                <w:sz w:val="17"/>
-              </w:rPr>
-              <w:t>משך ביקור ממקור/הערכה מסומנת.</w:t>
-            </w:r>
-          </w:p>
-        </w:tc>
-      </w:tr>
-      <w:tr>
-        <w:tc>
-          <w:tcPr>
-            <w:tcW w:type="dxa" w:w="1944"/>
-            <w:tcMar>
-              <w:top w:w="100" w:type="dxa"/>
-              <w:start w:w="120" w:type="dxa"/>
-              <w:bottom w:w="100" w:type="dxa"/>
-              <w:end w:w="120" w:type="dxa"/>
-            </w:tcMar>
-            <w:vAlign w:val="center"/>
-          </w:tcPr>
-          <w:p>
-            <w:pPr>
-              <w:bidi/>
-              <w:jc w:val="right"/>
-            </w:pPr>
-            <w:r>
-              <w:rPr>
-                <w:rFonts w:ascii="Aptos" w:hAnsi="Aptos" w:eastAsia="Aptos"/>
-                <w:b/>
-                <w:color w:val="17324D"/>
-                <w:sz w:val="17"/>
-              </w:rPr>
-              <w:t>activities[].travel_minutes</w:t>
-            </w:r>
-          </w:p>
-        </w:tc>
-        <w:tc>
-          <w:tcPr>
-            <w:tcW w:type="dxa" w:w="1944"/>
-            <w:tcMar>
-              <w:top w:w="100" w:type="dxa"/>
-              <w:start w:w="120" w:type="dxa"/>
-              <w:bottom w:w="100" w:type="dxa"/>
-              <w:end w:w="120" w:type="dxa"/>
-            </w:tcMar>
-            <w:vAlign w:val="center"/>
-          </w:tcPr>
-          <w:p>
-            <w:pPr>
-              <w:bidi/>
-              <w:jc w:val="right"/>
-            </w:pPr>
-            <w:r>
-              <w:rPr>
-                <w:rFonts w:ascii="Aptos" w:hAnsi="Aptos" w:eastAsia="Aptos"/>
-                <w:b w:val="0"/>
-                <w:color w:val="263746"/>
-                <w:sz w:val="17"/>
-              </w:rPr>
-              <w:t>int/unknown</w:t>
-            </w:r>
-          </w:p>
-        </w:tc>
-        <w:tc>
-          <w:tcPr>
-            <w:tcW w:type="dxa" w:w="5832"/>
-            <w:tcMar>
-              <w:top w:w="100" w:type="dxa"/>
-              <w:start w:w="120" w:type="dxa"/>
-              <w:bottom w:w="100" w:type="dxa"/>
-              <w:end w:w="120" w:type="dxa"/>
-            </w:tcMar>
-            <w:vAlign w:val="center"/>
-          </w:tcPr>
-          <w:p>
-            <w:pPr>
-              <w:bidi/>
-              <w:jc w:val="right"/>
-            </w:pPr>
-            <w:r>
-              <w:rPr>
-                <w:rFonts w:ascii="Aptos" w:hAnsi="Aptos" w:eastAsia="Aptos"/>
-                <w:b w:val="0"/>
-                <w:color w:val="263746"/>
-                <w:sz w:val="17"/>
-              </w:rPr>
-              <w:t>מתוך get_travel_time; אין לנחש זמן מדויק.</w:t>
-            </w:r>
-          </w:p>
-        </w:tc>
-      </w:tr>
-      <w:tr>
-        <w:tc>
-          <w:tcPr>
-            <w:tcW w:type="dxa" w:w="1944"/>
-            <w:tcMar>
-              <w:top w:w="100" w:type="dxa"/>
-              <w:start w:w="120" w:type="dxa"/>
-              <w:bottom w:w="100" w:type="dxa"/>
-              <w:end w:w="120" w:type="dxa"/>
-            </w:tcMar>
-            <w:vAlign w:val="center"/>
-            <w:shd w:fill="F5F8FA"/>
-          </w:tcPr>
-          <w:p>
-            <w:pPr>
-              <w:bidi/>
-              <w:jc w:val="right"/>
-            </w:pPr>
-            <w:r>
-              <w:rPr>
-                <w:rFonts w:ascii="Aptos" w:hAnsi="Aptos" w:eastAsia="Aptos"/>
-                <w:b/>
-                <w:color w:val="17324D"/>
-                <w:sz w:val="17"/>
-              </w:rPr>
-              <w:t>activities[].rationale</w:t>
-            </w:r>
-          </w:p>
-        </w:tc>
-        <w:tc>
-          <w:tcPr>
-            <w:tcW w:type="dxa" w:w="1944"/>
-            <w:tcMar>
-              <w:top w:w="100" w:type="dxa"/>
-              <w:start w:w="120" w:type="dxa"/>
-              <w:bottom w:w="100" w:type="dxa"/>
-              <w:end w:w="120" w:type="dxa"/>
-            </w:tcMar>
-            <w:vAlign w:val="center"/>
-            <w:shd w:fill="F5F8FA"/>
-          </w:tcPr>
-          <w:p>
-            <w:pPr>
-              <w:bidi/>
-              <w:jc w:val="right"/>
-            </w:pPr>
-            <w:r>
-              <w:rPr>
-                <w:rFonts w:ascii="Aptos" w:hAnsi="Aptos" w:eastAsia="Aptos"/>
-                <w:b w:val="0"/>
-                <w:color w:val="263746"/>
-                <w:sz w:val="17"/>
-              </w:rPr>
-              <w:t>str</w:t>
-            </w:r>
-          </w:p>
-        </w:tc>
-        <w:tc>
-          <w:tcPr>
-            <w:tcW w:type="dxa" w:w="5832"/>
-            <w:tcMar>
-              <w:top w:w="100" w:type="dxa"/>
-              <w:start w:w="120" w:type="dxa"/>
-              <w:bottom w:w="100" w:type="dxa"/>
-              <w:end w:w="120" w:type="dxa"/>
-            </w:tcMar>
-            <w:vAlign w:val="center"/>
-            <w:shd w:fill="F5F8FA"/>
-          </w:tcPr>
-          <w:p>
-            <w:pPr>
-              <w:bidi/>
-              <w:jc w:val="right"/>
-            </w:pPr>
-            <w:r>
-              <w:rPr>
-                <w:rFonts w:ascii="Aptos" w:hAnsi="Aptos" w:eastAsia="Aptos"/>
-                <w:b w:val="0"/>
-                <w:color w:val="263746"/>
-                <w:sz w:val="17"/>
-              </w:rPr>
-              <w:t>למה המיקום והיום מתאימים לבקשה.</w:t>
-            </w:r>
-          </w:p>
-        </w:tc>
-      </w:tr>
-      <w:tr>
-        <w:tc>
-          <w:tcPr>
-            <w:tcW w:type="dxa" w:w="1944"/>
-            <w:tcMar>
-              <w:top w:w="100" w:type="dxa"/>
-              <w:start w:w="120" w:type="dxa"/>
-              <w:bottom w:w="100" w:type="dxa"/>
-              <w:end w:w="120" w:type="dxa"/>
-            </w:tcMar>
-            <w:vAlign w:val="center"/>
-          </w:tcPr>
-          <w:p>
-            <w:pPr>
-              <w:bidi/>
-              <w:jc w:val="right"/>
-            </w:pPr>
-            <w:r>
-              <w:rPr>
-                <w:rFonts w:ascii="Aptos" w:hAnsi="Aptos" w:eastAsia="Aptos"/>
-                <w:b/>
-                <w:color w:val="17324D"/>
-                <w:sz w:val="17"/>
-              </w:rPr>
-              <w:t>activities[].evidence_ids</w:t>
-            </w:r>
-          </w:p>
-        </w:tc>
-        <w:tc>
-          <w:tcPr>
-            <w:tcW w:type="dxa" w:w="1944"/>
-            <w:tcMar>
-              <w:top w:w="100" w:type="dxa"/>
-              <w:start w:w="120" w:type="dxa"/>
-              <w:bottom w:w="100" w:type="dxa"/>
-              <w:end w:w="120" w:type="dxa"/>
-            </w:tcMar>
-            <w:vAlign w:val="center"/>
-          </w:tcPr>
-          <w:p>
-            <w:pPr>
-              <w:bidi/>
-              <w:jc w:val="right"/>
-            </w:pPr>
-            <w:r>
-              <w:rPr>
-                <w:rFonts w:ascii="Aptos" w:hAnsi="Aptos" w:eastAsia="Aptos"/>
-                <w:b w:val="0"/>
-                <w:color w:val="263746"/>
-                <w:sz w:val="17"/>
-              </w:rPr>
-              <w:t>list[str]</w:t>
-            </w:r>
-          </w:p>
-        </w:tc>
-        <w:tc>
-          <w:tcPr>
-            <w:tcW w:type="dxa" w:w="5832"/>
-            <w:tcMar>
-              <w:top w:w="100" w:type="dxa"/>
-              <w:start w:w="120" w:type="dxa"/>
-              <w:bottom w:w="100" w:type="dxa"/>
-              <w:end w:w="120" w:type="dxa"/>
-            </w:tcMar>
-            <w:vAlign w:val="center"/>
-          </w:tcPr>
-          <w:p>
-            <w:pPr>
-              <w:bidi/>
-              <w:jc w:val="right"/>
-            </w:pPr>
-            <w:r>
-              <w:rPr>
-                <w:rFonts w:ascii="Aptos" w:hAnsi="Aptos" w:eastAsia="Aptos"/>
-                <w:b w:val="0"/>
-                <w:color w:val="263746"/>
-                <w:sz w:val="17"/>
-              </w:rPr>
-              <w:t>מזהי מקור למשך, שעות וזמני נסיעה.</w:t>
-            </w:r>
-          </w:p>
-        </w:tc>
-      </w:tr>
-      <w:tr>
-        <w:tc>
-          <w:tcPr>
-            <w:tcW w:type="dxa" w:w="1944"/>
-            <w:tcMar>
-              <w:top w:w="100" w:type="dxa"/>
-              <w:start w:w="120" w:type="dxa"/>
-              <w:bottom w:w="100" w:type="dxa"/>
-              <w:end w:w="120" w:type="dxa"/>
-            </w:tcMar>
-            <w:vAlign w:val="center"/>
-            <w:shd w:fill="F5F8FA"/>
-          </w:tcPr>
-          <w:p>
-            <w:pPr>
-              <w:bidi/>
-              <w:jc w:val="right"/>
-            </w:pPr>
-            <w:r>
-              <w:rPr>
-                <w:rFonts w:ascii="Aptos" w:hAnsi="Aptos" w:eastAsia="Aptos"/>
-                <w:b/>
-                <w:color w:val="17324D"/>
-                <w:sz w:val="17"/>
-              </w:rPr>
-              <w:t>plan.warnings/unknowns</w:t>
-            </w:r>
-          </w:p>
-        </w:tc>
-        <w:tc>
-          <w:tcPr>
-            <w:tcW w:type="dxa" w:w="1944"/>
-            <w:tcMar>
-              <w:top w:w="100" w:type="dxa"/>
-              <w:start w:w="120" w:type="dxa"/>
-              <w:bottom w:w="100" w:type="dxa"/>
-              <w:end w:w="120" w:type="dxa"/>
-            </w:tcMar>
-            <w:vAlign w:val="center"/>
-            <w:shd w:fill="F5F8FA"/>
-          </w:tcPr>
-          <w:p>
-            <w:pPr>
-              <w:bidi/>
-              <w:jc w:val="right"/>
-            </w:pPr>
-            <w:r>
-              <w:rPr>
-                <w:rFonts w:ascii="Aptos" w:hAnsi="Aptos" w:eastAsia="Aptos"/>
-                <w:b w:val="0"/>
-                <w:color w:val="263746"/>
-                <w:sz w:val="17"/>
-              </w:rPr>
-              <w:t>list[str]</w:t>
-            </w:r>
-          </w:p>
-        </w:tc>
-        <w:tc>
-          <w:tcPr>
-            <w:tcW w:type="dxa" w:w="5832"/>
-            <w:tcMar>
-              <w:top w:w="100" w:type="dxa"/>
-              <w:start w:w="120" w:type="dxa"/>
-              <w:bottom w:w="100" w:type="dxa"/>
-              <w:end w:w="120" w:type="dxa"/>
-            </w:tcMar>
-            <w:vAlign w:val="center"/>
-            <w:shd w:fill="F5F8FA"/>
-          </w:tcPr>
-          <w:p>
-            <w:pPr>
-              <w:bidi/>
-              <w:jc w:val="right"/>
-            </w:pPr>
-            <w:r>
-              <w:rPr>
-                <w:rFonts w:ascii="Aptos" w:hAnsi="Aptos" w:eastAsia="Aptos"/>
-                <w:b w:val="0"/>
-                <w:color w:val="263746"/>
-                <w:sz w:val="17"/>
-              </w:rPr>
-              <w:t>פערי שעות/נסיעה, חוסר התאמה או יום עמוס.</w:t>
-            </w:r>
-          </w:p>
-        </w:tc>
-      </w:tr>
-    </w:tbl>
-    <w:p>
-      <w:pPr>
-        <w:spacing w:after="20"/>
-      </w:pPr>
-    </w:p>
-    <w:p>
-      <w:pPr>
-        <w:bidi/>
-        <w:spacing w:before="260" w:after="100"/>
-        <w:jc w:val="right"/>
-      </w:pPr>
-      <w:r>
-        <w:rPr>
-          <w:rFonts w:ascii="Aptos" w:hAnsi="Aptos" w:eastAsia="Aptos"/>
-          <w:b/>
-          <w:color w:val="17324D"/>
-          <w:sz w:val="32"/>
-        </w:rPr>
-        <w:t>כלים והרשאות נתונים</w:t>
-      </w:r>
-    </w:p>
-    <w:tbl>
-      <w:tblPr>
-        <w:tblW w:type="auto" w:w="0"/>
-        <w:jc w:val="center"/>
-        <w:tblLayout w:type="fixed"/>
-        <w:tblLook w:firstColumn="1" w:firstRow="1" w:lastColumn="0" w:lastRow="0" w:noHBand="0" w:noVBand="1" w:val="04A0"/>
-        <w:tblBorders>
-          <w:top w:val="single" w:sz="5" w:color="D9E1E8"/>
-          <w:left w:val="single" w:sz="5" w:color="D9E1E8"/>
-          <w:bottom w:val="single" w:sz="5" w:color="D9E1E8"/>
-          <w:right w:val="single" w:sz="5" w:color="D9E1E8"/>
-          <w:insideH w:val="single" w:sz="5" w:color="D9E1E8"/>
-          <w:insideV w:val="single" w:sz="5" w:color="D9E1E8"/>
-        </w:tblBorders>
-      </w:tblPr>
-      <w:tblGrid>
-        <w:gridCol w:w="3389"/>
-        <w:gridCol w:w="3389"/>
-        <w:gridCol w:w="3389"/>
-      </w:tblGrid>
-      <w:tr>
-        <w:tc>
-          <w:tcPr>
-            <w:tcW w:type="dxa" w:w="1944"/>
-            <w:shd w:fill="17324D"/>
-            <w:tcMar>
-              <w:top w:w="100" w:type="dxa"/>
-              <w:start w:w="120" w:type="dxa"/>
-              <w:bottom w:w="100" w:type="dxa"/>
-              <w:end w:w="120" w:type="dxa"/>
-            </w:tcMar>
-            <w:vAlign w:val="center"/>
-          </w:tcPr>
-          <w:p>
-            <w:pPr>
-              <w:bidi/>
-              <w:jc w:val="right"/>
-            </w:pPr>
-            <w:r>
-              <w:rPr>
-                <w:rFonts w:ascii="Aptos" w:hAnsi="Aptos" w:eastAsia="Aptos"/>
-                <w:b/>
-                <w:color w:val="FFFFFF"/>
-                <w:sz w:val="18"/>
-              </w:rPr>
-              <w:t>כלי / מקור</w:t>
-            </w:r>
-          </w:p>
-        </w:tc>
-        <w:tc>
-          <w:tcPr>
-            <w:tcW w:type="dxa" w:w="1944"/>
-            <w:shd w:fill="17324D"/>
-            <w:tcMar>
-              <w:top w:w="100" w:type="dxa"/>
-              <w:start w:w="120" w:type="dxa"/>
-              <w:bottom w:w="100" w:type="dxa"/>
-              <w:end w:w="120" w:type="dxa"/>
-            </w:tcMar>
-            <w:vAlign w:val="center"/>
-          </w:tcPr>
-          <w:p>
-            <w:pPr>
-              <w:bidi/>
-              <w:jc w:val="right"/>
-            </w:pPr>
-            <w:r>
-              <w:rPr>
-                <w:rFonts w:ascii="Aptos" w:hAnsi="Aptos" w:eastAsia="Aptos"/>
-                <w:b/>
-                <w:color w:val="FFFFFF"/>
-                <w:sz w:val="18"/>
-              </w:rPr>
-              <w:t>פעולה</w:t>
-            </w:r>
-          </w:p>
-        </w:tc>
-        <w:tc>
-          <w:tcPr>
-            <w:tcW w:type="dxa" w:w="5832"/>
-            <w:shd w:fill="17324D"/>
-            <w:tcMar>
-              <w:top w:w="100" w:type="dxa"/>
-              <w:start w:w="120" w:type="dxa"/>
-              <w:bottom w:w="100" w:type="dxa"/>
-              <w:end w:w="120" w:type="dxa"/>
-            </w:tcMar>
-            <w:vAlign w:val="center"/>
-          </w:tcPr>
-          <w:p>
-            <w:pPr>
-              <w:bidi/>
-              <w:jc w:val="right"/>
-            </w:pPr>
-            <w:r>
-              <w:rPr>
-                <w:rFonts w:ascii="Aptos" w:hAnsi="Aptos" w:eastAsia="Aptos"/>
-                <w:b/>
-                <w:color w:val="FFFFFF"/>
-                <w:sz w:val="18"/>
-              </w:rPr>
-              <w:t>נתונים נקראים או נכתבים</w:t>
-            </w:r>
-          </w:p>
-        </w:tc>
-      </w:tr>
-      <w:tr>
-        <w:tc>
-          <w:tcPr>
-            <w:tcW w:type="dxa" w:w="1944"/>
-            <w:tcMar>
-              <w:top w:w="100" w:type="dxa"/>
-              <w:start w:w="120" w:type="dxa"/>
-              <w:bottom w:w="100" w:type="dxa"/>
-              <w:end w:w="120" w:type="dxa"/>
-            </w:tcMar>
-            <w:vAlign w:val="center"/>
-          </w:tcPr>
-          <w:p>
-            <w:pPr>
-              <w:bidi/>
-              <w:jc w:val="right"/>
-            </w:pPr>
-            <w:r>
-              <w:rPr>
-                <w:rFonts w:ascii="Aptos" w:hAnsi="Aptos" w:eastAsia="Aptos"/>
-                <w:b/>
-                <w:color w:val="17324D"/>
-                <w:sz w:val="17"/>
-              </w:rPr>
-              <w:t>get_travel_time</w:t>
-            </w:r>
-          </w:p>
-        </w:tc>
-        <w:tc>
-          <w:tcPr>
-            <w:tcW w:type="dxa" w:w="1944"/>
-            <w:tcMar>
-              <w:top w:w="100" w:type="dxa"/>
-              <w:start w:w="120" w:type="dxa"/>
-              <w:bottom w:w="100" w:type="dxa"/>
-              <w:end w:w="120" w:type="dxa"/>
-            </w:tcMar>
-            <w:vAlign w:val="center"/>
-          </w:tcPr>
-          <w:p>
-            <w:pPr>
-              <w:bidi/>
-              <w:jc w:val="right"/>
-            </w:pPr>
-            <w:r>
-              <w:rPr>
-                <w:rFonts w:ascii="Aptos" w:hAnsi="Aptos" w:eastAsia="Aptos"/>
-                <w:b w:val="0"/>
-                <w:color w:val="263746"/>
-                <w:sz w:val="17"/>
-              </w:rPr>
-              <w:t>קריאה/חישוב</w:t>
-            </w:r>
-          </w:p>
-        </w:tc>
-        <w:tc>
-          <w:tcPr>
-            <w:tcW w:type="dxa" w:w="5832"/>
-            <w:tcMar>
-              <w:top w:w="100" w:type="dxa"/>
-              <w:start w:w="120" w:type="dxa"/>
-              <w:bottom w:w="100" w:type="dxa"/>
-              <w:end w:w="120" w:type="dxa"/>
-            </w:tcMar>
-            <w:vAlign w:val="center"/>
-          </w:tcPr>
-          <w:p>
-            <w:pPr>
-              <w:bidi/>
-              <w:jc w:val="right"/>
-            </w:pPr>
-            <w:r>
-              <w:rPr>
-                <w:rFonts w:ascii="Aptos" w:hAnsi="Aptos" w:eastAsia="Aptos"/>
-                <w:b w:val="0"/>
-                <w:color w:val="263746"/>
-                <w:sz w:val="17"/>
-              </w:rPr>
-              <w:t>מוצא, יעד, travel_mode; מחזיר משך/מרחק ומקור.</w:t>
-            </w:r>
-          </w:p>
-        </w:tc>
-      </w:tr>
-      <w:tr>
-        <w:tc>
-          <w:tcPr>
-            <w:tcW w:type="dxa" w:w="1944"/>
-            <w:tcMar>
-              <w:top w:w="100" w:type="dxa"/>
-              <w:start w:w="120" w:type="dxa"/>
-              <w:bottom w:w="100" w:type="dxa"/>
-              <w:end w:w="120" w:type="dxa"/>
-            </w:tcMar>
-            <w:vAlign w:val="center"/>
-            <w:shd w:fill="F5F8FA"/>
-          </w:tcPr>
-          <w:p>
-            <w:pPr>
-              <w:bidi/>
-              <w:jc w:val="right"/>
-            </w:pPr>
-            <w:r>
-              <w:rPr>
-                <w:rFonts w:ascii="Aptos" w:hAnsi="Aptos" w:eastAsia="Aptos"/>
-                <w:b/>
-                <w:color w:val="17324D"/>
-                <w:sz w:val="17"/>
-              </w:rPr>
-              <w:t>check_day_load</w:t>
-            </w:r>
-          </w:p>
-        </w:tc>
-        <w:tc>
-          <w:tcPr>
-            <w:tcW w:type="dxa" w:w="1944"/>
-            <w:tcMar>
-              <w:top w:w="100" w:type="dxa"/>
-              <w:start w:w="120" w:type="dxa"/>
-              <w:bottom w:w="100" w:type="dxa"/>
-              <w:end w:w="120" w:type="dxa"/>
-            </w:tcMar>
-            <w:vAlign w:val="center"/>
-            <w:shd w:fill="F5F8FA"/>
-          </w:tcPr>
-          <w:p>
-            <w:pPr>
-              <w:bidi/>
-              <w:jc w:val="right"/>
-            </w:pPr>
-            <w:r>
-              <w:rPr>
-                <w:rFonts w:ascii="Aptos" w:hAnsi="Aptos" w:eastAsia="Aptos"/>
-                <w:b w:val="0"/>
-                <w:color w:val="263746"/>
-                <w:sz w:val="17"/>
-              </w:rPr>
-              <w:t>חישוב/בדיקה</w:t>
-            </w:r>
-          </w:p>
-        </w:tc>
-        <w:tc>
-          <w:tcPr>
-            <w:tcW w:type="dxa" w:w="5832"/>
-            <w:tcMar>
-              <w:top w:w="100" w:type="dxa"/>
-              <w:start w:w="120" w:type="dxa"/>
-              <w:bottom w:w="100" w:type="dxa"/>
-              <w:end w:w="120" w:type="dxa"/>
-            </w:tcMar>
-            <w:vAlign w:val="center"/>
-            <w:shd w:fill="F5F8FA"/>
-          </w:tcPr>
-          <w:p>
-            <w:pPr>
-              <w:bidi/>
-              <w:jc w:val="right"/>
-            </w:pPr>
-            <w:r>
-              <w:rPr>
-                <w:rFonts w:ascii="Aptos" w:hAnsi="Aptos" w:eastAsia="Aptos"/>
-                <w:b w:val="0"/>
-                <w:color w:val="263746"/>
-                <w:sz w:val="17"/>
-              </w:rPr>
-              <w:t>פעילויות, זמני ביקור ונסיעה; מחזיר עומס וחריגות.</w:t>
-            </w:r>
-          </w:p>
-        </w:tc>
-      </w:tr>
-      <w:tr>
-        <w:tc>
-          <w:tcPr>
-            <w:tcW w:type="dxa" w:w="1944"/>
-            <w:tcMar>
-              <w:top w:w="100" w:type="dxa"/>
-              <w:start w:w="120" w:type="dxa"/>
-              <w:bottom w:w="100" w:type="dxa"/>
-              <w:end w:w="120" w:type="dxa"/>
-            </w:tcMar>
-            <w:vAlign w:val="center"/>
-          </w:tcPr>
-          <w:p>
-            <w:pPr>
-              <w:bidi/>
-              <w:jc w:val="right"/>
-            </w:pPr>
-            <w:r>
-              <w:rPr>
-                <w:rFonts w:ascii="Aptos" w:hAnsi="Aptos" w:eastAsia="Aptos"/>
-                <w:b/>
-                <w:color w:val="17324D"/>
-                <w:sz w:val="17"/>
-              </w:rPr>
-              <w:t>PlaceShortlist</w:t>
-            </w:r>
-          </w:p>
-        </w:tc>
-        <w:tc>
-          <w:tcPr>
-            <w:tcW w:type="dxa" w:w="1944"/>
-            <w:tcMar>
-              <w:top w:w="100" w:type="dxa"/>
-              <w:start w:w="120" w:type="dxa"/>
-              <w:bottom w:w="100" w:type="dxa"/>
-              <w:end w:w="120" w:type="dxa"/>
-            </w:tcMar>
-            <w:vAlign w:val="center"/>
-          </w:tcPr>
-          <w:p>
-            <w:pPr>
-              <w:bidi/>
-              <w:jc w:val="right"/>
-            </w:pPr>
-            <w:r>
-              <w:rPr>
-                <w:rFonts w:ascii="Aptos" w:hAnsi="Aptos" w:eastAsia="Aptos"/>
-                <w:b w:val="0"/>
-                <w:color w:val="263746"/>
-                <w:sz w:val="17"/>
-              </w:rPr>
-              <w:t>קריאה בלבד</w:t>
-            </w:r>
-          </w:p>
-        </w:tc>
-        <w:tc>
-          <w:tcPr>
-            <w:tcW w:type="dxa" w:w="5832"/>
-            <w:tcMar>
-              <w:top w:w="100" w:type="dxa"/>
-              <w:start w:w="120" w:type="dxa"/>
-              <w:bottom w:w="100" w:type="dxa"/>
-              <w:end w:w="120" w:type="dxa"/>
-            </w:tcMar>
-            <w:vAlign w:val="center"/>
-          </w:tcPr>
-          <w:p>
-            <w:pPr>
-              <w:bidi/>
-              <w:jc w:val="right"/>
-            </w:pPr>
-            <w:r>
-              <w:rPr>
-                <w:rFonts w:ascii="Aptos" w:hAnsi="Aptos" w:eastAsia="Aptos"/>
-                <w:b w:val="0"/>
-                <w:color w:val="263746"/>
-                <w:sz w:val="17"/>
-              </w:rPr>
-              <w:t>נתוני המקום שהתקבלו מ־places; אין חיפוש נוסף.</w:t>
-            </w:r>
-          </w:p>
-        </w:tc>
-      </w:tr>
-    </w:tbl>
-    <w:p>
-      <w:pPr>
-        <w:spacing w:after="20"/>
-      </w:pPr>
-    </w:p>
-    <w:p>
-      <w:pPr>
-        <w:bidi/>
-        <w:spacing w:before="260" w:after="100"/>
-        <w:jc w:val="right"/>
-      </w:pPr>
-      <w:r>
-        <w:rPr>
-          <w:rFonts w:ascii="Aptos" w:hAnsi="Aptos" w:eastAsia="Aptos"/>
-          <w:b/>
-          <w:color w:val="17324D"/>
-          <w:sz w:val="32"/>
-        </w:rPr>
-        <w:t>חיבור למימוש הקיים</w:t>
-      </w:r>
-    </w:p>
-    <w:tbl>
-      <w:tblPr>
-        <w:tblW w:type="auto" w:w="0"/>
-        <w:jc w:val="center"/>
-        <w:tblLayout w:type="fixed"/>
-        <w:tblLook w:firstColumn="1" w:firstRow="1" w:lastColumn="0" w:lastRow="0" w:noHBand="0" w:noVBand="1" w:val="04A0"/>
-        <w:tblBorders>
-          <w:top w:val="single" w:sz="5" w:color="D9E1E8"/>
-          <w:left w:val="single" w:sz="5" w:color="D9E1E8"/>
-          <w:bottom w:val="single" w:sz="5" w:color="D9E1E8"/>
-          <w:right w:val="single" w:sz="5" w:color="D9E1E8"/>
-          <w:insideH w:val="single" w:sz="5" w:color="D9E1E8"/>
-          <w:insideV w:val="single" w:sz="5" w:color="D9E1E8"/>
-        </w:tblBorders>
-      </w:tblPr>
-      <w:tblGrid>
-        <w:gridCol w:w="3389"/>
-        <w:gridCol w:w="3389"/>
-        <w:gridCol w:w="3389"/>
-      </w:tblGrid>
-      <w:tr>
-        <w:tc>
-          <w:tcPr>
-            <w:tcW w:type="dxa" w:w="1944"/>
-            <w:shd w:fill="17324D"/>
-            <w:tcMar>
-              <w:top w:w="100" w:type="dxa"/>
-              <w:start w:w="120" w:type="dxa"/>
-              <w:bottom w:w="100" w:type="dxa"/>
-              <w:end w:w="120" w:type="dxa"/>
-            </w:tcMar>
-            <w:vAlign w:val="center"/>
-          </w:tcPr>
-          <w:p>
-            <w:pPr>
-              <w:bidi/>
-              <w:jc w:val="right"/>
-            </w:pPr>
-            <w:r>
-              <w:rPr>
-                <w:rFonts w:ascii="Aptos" w:hAnsi="Aptos" w:eastAsia="Aptos"/>
-                <w:b/>
-                <w:color w:val="FFFFFF"/>
-                <w:sz w:val="18"/>
-              </w:rPr>
-              <w:t>קובץ / רכיב</w:t>
-            </w:r>
-          </w:p>
-        </w:tc>
-        <w:tc>
-          <w:tcPr>
-            <w:tcW w:type="dxa" w:w="1944"/>
-            <w:shd w:fill="17324D"/>
-            <w:tcMar>
-              <w:top w:w="100" w:type="dxa"/>
-              <w:start w:w="120" w:type="dxa"/>
-              <w:bottom w:w="100" w:type="dxa"/>
-              <w:end w:w="120" w:type="dxa"/>
-            </w:tcMar>
-            <w:vAlign w:val="center"/>
-          </w:tcPr>
-          <w:p>
-            <w:pPr>
-              <w:bidi/>
-              <w:jc w:val="right"/>
-            </w:pPr>
-            <w:r>
-              <w:rPr>
-                <w:rFonts w:ascii="Aptos" w:hAnsi="Aptos" w:eastAsia="Aptos"/>
-                <w:b/>
-                <w:color w:val="FFFFFF"/>
-                <w:sz w:val="18"/>
-              </w:rPr>
-              <w:t>מה לשנות או לבדוק</w:t>
-            </w:r>
-          </w:p>
-        </w:tc>
-        <w:tc>
-          <w:tcPr>
-            <w:tcW w:type="dxa" w:w="5832"/>
-            <w:shd w:fill="17324D"/>
-            <w:tcMar>
-              <w:top w:w="100" w:type="dxa"/>
-              <w:start w:w="120" w:type="dxa"/>
-              <w:bottom w:w="100" w:type="dxa"/>
-              <w:end w:w="120" w:type="dxa"/>
-            </w:tcMar>
-            <w:vAlign w:val="center"/>
-          </w:tcPr>
-          <w:p>
-            <w:pPr>
-              <w:bidi/>
-              <w:jc w:val="right"/>
-            </w:pPr>
-            <w:r>
-              <w:rPr>
-                <w:rFonts w:ascii="Aptos" w:hAnsi="Aptos" w:eastAsia="Aptos"/>
-                <w:b/>
-                <w:color w:val="FFFFFF"/>
-                <w:sz w:val="18"/>
-              </w:rPr>
-              <w:t>תוצר נדרש</w:t>
-            </w:r>
-          </w:p>
-        </w:tc>
-      </w:tr>
-      <w:tr>
-        <w:tc>
-          <w:tcPr>
-            <w:tcW w:type="dxa" w:w="1944"/>
-            <w:tcMar>
-              <w:top w:w="100" w:type="dxa"/>
-              <w:start w:w="120" w:type="dxa"/>
-              <w:bottom w:w="100" w:type="dxa"/>
-              <w:end w:w="120" w:type="dxa"/>
-            </w:tcMar>
-            <w:vAlign w:val="center"/>
-          </w:tcPr>
-          <w:p>
-            <w:pPr>
-              <w:bidi/>
-              <w:jc w:val="right"/>
-            </w:pPr>
-            <w:r>
-              <w:rPr>
-                <w:rFonts w:ascii="Aptos" w:hAnsi="Aptos" w:eastAsia="Aptos"/>
-                <w:b/>
-                <w:color w:val="17324D"/>
-                <w:sz w:val="17"/>
-              </w:rPr>
-              <w:t>systems/multi_agent.py / AGENTS</w:t>
-            </w:r>
-          </w:p>
-        </w:tc>
-        <w:tc>
-          <w:tcPr>
-            <w:tcW w:type="dxa" w:w="1944"/>
-            <w:tcMar>
-              <w:top w:w="100" w:type="dxa"/>
-              <w:start w:w="120" w:type="dxa"/>
-              <w:bottom w:w="100" w:type="dxa"/>
-              <w:end w:w="120" w:type="dxa"/>
-            </w:tcMar>
-            <w:vAlign w:val="center"/>
-          </w:tcPr>
-          <w:p>
-            <w:pPr>
-              <w:bidi/>
-              <w:jc w:val="right"/>
-            </w:pPr>
-            <w:r>
-              <w:rPr>
-                <w:rFonts w:ascii="Aptos" w:hAnsi="Aptos" w:eastAsia="Aptos"/>
-                <w:b w:val="0"/>
-                <w:color w:val="263746"/>
-                <w:sz w:val="17"/>
-              </w:rPr>
-              <w:t>לשמר itinerary, allowlist, max_iter=5, max_exec=75s</w:t>
-            </w:r>
-          </w:p>
-        </w:tc>
-        <w:tc>
-          <w:tcPr>
-            <w:tcW w:type="dxa" w:w="5832"/>
-            <w:tcMar>
-              <w:top w:w="100" w:type="dxa"/>
-              <w:start w:w="120" w:type="dxa"/>
-              <w:bottom w:w="100" w:type="dxa"/>
-              <w:end w:w="120" w:type="dxa"/>
-            </w:tcMar>
-            <w:vAlign w:val="center"/>
-          </w:tcPr>
-          <w:p>
-            <w:pPr>
-              <w:bidi/>
-              <w:jc w:val="right"/>
-            </w:pPr>
-            <w:r>
-              <w:rPr>
-                <w:rFonts w:ascii="Aptos" w:hAnsi="Aptos" w:eastAsia="Aptos"/>
-                <w:b w:val="0"/>
-                <w:color w:val="263746"/>
-                <w:sz w:val="17"/>
-              </w:rPr>
-              <w:t>פלט ItineraryPlan.</w:t>
-            </w:r>
-          </w:p>
-        </w:tc>
-      </w:tr>
-      <w:tr>
-        <w:tc>
-          <w:tcPr>
-            <w:tcW w:type="dxa" w:w="1944"/>
-            <w:tcMar>
-              <w:top w:w="100" w:type="dxa"/>
-              <w:start w:w="120" w:type="dxa"/>
-              <w:bottom w:w="100" w:type="dxa"/>
-              <w:end w:w="120" w:type="dxa"/>
-            </w:tcMar>
-            <w:vAlign w:val="center"/>
-            <w:shd w:fill="F5F8FA"/>
-          </w:tcPr>
-          <w:p>
-            <w:pPr>
-              <w:bidi/>
-              <w:jc w:val="right"/>
-            </w:pPr>
-            <w:r>
-              <w:rPr>
-                <w:rFonts w:ascii="Aptos" w:hAnsi="Aptos" w:eastAsia="Aptos"/>
-                <w:b/>
-                <w:color w:val="17324D"/>
-                <w:sz w:val="17"/>
-              </w:rPr>
-              <w:t>systems/agent_common.py</w:t>
-            </w:r>
-          </w:p>
-        </w:tc>
-        <w:tc>
-          <w:tcPr>
-            <w:tcW w:type="dxa" w:w="1944"/>
-            <w:tcMar>
-              <w:top w:w="100" w:type="dxa"/>
-              <w:start w:w="120" w:type="dxa"/>
-              <w:bottom w:w="100" w:type="dxa"/>
-              <w:end w:w="120" w:type="dxa"/>
-            </w:tcMar>
-            <w:vAlign w:val="center"/>
-            <w:shd w:fill="F5F8FA"/>
-          </w:tcPr>
-          <w:p>
-            <w:pPr>
-              <w:bidi/>
-              <w:jc w:val="right"/>
-            </w:pPr>
-            <w:r>
-              <w:rPr>
-                <w:rFonts w:ascii="Aptos" w:hAnsi="Aptos" w:eastAsia="Aptos"/>
-                <w:b w:val="0"/>
-                <w:color w:val="263746"/>
-                <w:sz w:val="17"/>
-              </w:rPr>
-              <w:t>לבדוק המרות request, windows ו־place summaries</w:t>
-            </w:r>
-          </w:p>
-        </w:tc>
-        <w:tc>
-          <w:tcPr>
-            <w:tcW w:type="dxa" w:w="5832"/>
-            <w:tcMar>
-              <w:top w:w="100" w:type="dxa"/>
-              <w:start w:w="120" w:type="dxa"/>
-              <w:bottom w:w="100" w:type="dxa"/>
-              <w:end w:w="120" w:type="dxa"/>
-            </w:tcMar>
-            <w:vAlign w:val="center"/>
-            <w:shd w:fill="F5F8FA"/>
-          </w:tcPr>
-          <w:p>
-            <w:pPr>
-              <w:bidi/>
-              <w:jc w:val="right"/>
-            </w:pPr>
-            <w:r>
-              <w:rPr>
-                <w:rFonts w:ascii="Aptos" w:hAnsi="Aptos" w:eastAsia="Aptos"/>
-                <w:b w:val="0"/>
-                <w:color w:val="263746"/>
-                <w:sz w:val="17"/>
-              </w:rPr>
-              <w:t>אין אובדן מזהי מקומות ו־unknowns.</w:t>
-            </w:r>
-          </w:p>
-        </w:tc>
-      </w:tr>
-      <w:tr>
-        <w:tc>
-          <w:tcPr>
-            <w:tcW w:type="dxa" w:w="1944"/>
-            <w:tcMar>
-              <w:top w:w="100" w:type="dxa"/>
-              <w:start w:w="120" w:type="dxa"/>
-              <w:bottom w:w="100" w:type="dxa"/>
-              <w:end w:w="120" w:type="dxa"/>
-            </w:tcMar>
-            <w:vAlign w:val="center"/>
-          </w:tcPr>
-          <w:p>
-            <w:pPr>
-              <w:bidi/>
-              <w:jc w:val="right"/>
-            </w:pPr>
-            <w:r>
-              <w:rPr>
-                <w:rFonts w:ascii="Aptos" w:hAnsi="Aptos" w:eastAsia="Aptos"/>
-                <w:b/>
-                <w:color w:val="17324D"/>
-                <w:sz w:val="17"/>
-              </w:rPr>
-              <w:t>systems/crew_tools.py</w:t>
-            </w:r>
-          </w:p>
-        </w:tc>
-        <w:tc>
-          <w:tcPr>
-            <w:tcW w:type="dxa" w:w="1944"/>
-            <w:tcMar>
-              <w:top w:w="100" w:type="dxa"/>
-              <w:start w:w="120" w:type="dxa"/>
-              <w:bottom w:w="100" w:type="dxa"/>
-              <w:end w:w="120" w:type="dxa"/>
-            </w:tcMar>
-            <w:vAlign w:val="center"/>
-          </w:tcPr>
-          <w:p>
-            <w:pPr>
-              <w:bidi/>
-              <w:jc w:val="right"/>
-            </w:pPr>
-            <w:r>
-              <w:rPr>
-                <w:rFonts w:ascii="Aptos" w:hAnsi="Aptos" w:eastAsia="Aptos"/>
-                <w:b w:val="0"/>
-                <w:color w:val="263746"/>
-                <w:sz w:val="17"/>
-              </w:rPr>
-              <w:t>schema לכלי זמן נסיעה ועומס</w:t>
-            </w:r>
-          </w:p>
-        </w:tc>
-        <w:tc>
-          <w:tcPr>
-            <w:tcW w:type="dxa" w:w="5832"/>
-            <w:tcMar>
-              <w:top w:w="100" w:type="dxa"/>
-              <w:start w:w="120" w:type="dxa"/>
-              <w:bottom w:w="100" w:type="dxa"/>
-              <w:end w:w="120" w:type="dxa"/>
-            </w:tcMar>
-            <w:vAlign w:val="center"/>
-          </w:tcPr>
-          <w:p>
-            <w:pPr>
-              <w:bidi/>
-              <w:jc w:val="right"/>
-            </w:pPr>
-            <w:r>
-              <w:rPr>
-                <w:rFonts w:ascii="Aptos" w:hAnsi="Aptos" w:eastAsia="Aptos"/>
-                <w:b w:val="0"/>
-                <w:color w:val="263746"/>
-                <w:sz w:val="17"/>
-              </w:rPr>
-              <w:t>ToolLog מתעד קריאות.</w:t>
-            </w:r>
-          </w:p>
-        </w:tc>
-      </w:tr>
-      <w:tr>
-        <w:tc>
-          <w:tcPr>
-            <w:tcW w:type="dxa" w:w="1944"/>
-            <w:tcMar>
-              <w:top w:w="100" w:type="dxa"/>
-              <w:start w:w="120" w:type="dxa"/>
-              <w:bottom w:w="100" w:type="dxa"/>
-              <w:end w:w="120" w:type="dxa"/>
-            </w:tcMar>
-            <w:vAlign w:val="center"/>
-            <w:shd w:fill="F5F8FA"/>
-          </w:tcPr>
-          <w:p>
-            <w:pPr>
-              <w:bidi/>
-              <w:jc w:val="right"/>
-            </w:pPr>
-            <w:r>
-              <w:rPr>
-                <w:rFonts w:ascii="Aptos" w:hAnsi="Aptos" w:eastAsia="Aptos"/>
-                <w:b/>
-                <w:color w:val="17324D"/>
-                <w:sz w:val="17"/>
-              </w:rPr>
-              <w:t>models.py</w:t>
-            </w:r>
-          </w:p>
-        </w:tc>
-        <w:tc>
-          <w:tcPr>
-            <w:tcW w:type="dxa" w:w="1944"/>
-            <w:tcMar>
-              <w:top w:w="100" w:type="dxa"/>
-              <w:start w:w="120" w:type="dxa"/>
-              <w:bottom w:w="100" w:type="dxa"/>
-              <w:end w:w="120" w:type="dxa"/>
-            </w:tcMar>
-            <w:vAlign w:val="center"/>
-            <w:shd w:fill="F5F8FA"/>
-          </w:tcPr>
-          <w:p>
-            <w:pPr>
-              <w:bidi/>
-              <w:jc w:val="right"/>
-            </w:pPr>
-            <w:r>
-              <w:rPr>
-                <w:rFonts w:ascii="Aptos" w:hAnsi="Aptos" w:eastAsia="Aptos"/>
-                <w:b w:val="0"/>
-                <w:color w:val="263746"/>
-                <w:sz w:val="17"/>
-              </w:rPr>
-              <w:t>ItineraryPlan ותתי מודלים</w:t>
-            </w:r>
-          </w:p>
-        </w:tc>
-        <w:tc>
-          <w:tcPr>
-            <w:tcW w:type="dxa" w:w="5832"/>
-            <w:tcMar>
-              <w:top w:w="100" w:type="dxa"/>
-              <w:start w:w="120" w:type="dxa"/>
-              <w:bottom w:w="100" w:type="dxa"/>
-              <w:end w:w="120" w:type="dxa"/>
-            </w:tcMar>
-            <w:vAlign w:val="center"/>
-            <w:shd w:fill="F5F8FA"/>
-          </w:tcPr>
-          <w:p>
-            <w:pPr>
-              <w:bidi/>
-              <w:jc w:val="right"/>
-            </w:pPr>
-            <w:r>
-              <w:rPr>
-                <w:rFonts w:ascii="Aptos" w:hAnsi="Aptos" w:eastAsia="Aptos"/>
-                <w:b w:val="0"/>
-                <w:color w:val="263746"/>
-                <w:sz w:val="17"/>
-              </w:rPr>
-              <w:t>תמיכה ב־unknowns ו־evidence_ids.</w:t>
-            </w:r>
-          </w:p>
-        </w:tc>
-      </w:tr>
-      <w:tr>
-        <w:tc>
-          <w:tcPr>
-            <w:tcW w:type="dxa" w:w="1944"/>
-            <w:tcMar>
-              <w:top w:w="100" w:type="dxa"/>
-              <w:start w:w="120" w:type="dxa"/>
-              <w:bottom w:w="100" w:type="dxa"/>
-              <w:end w:w="120" w:type="dxa"/>
-            </w:tcMar>
-            <w:vAlign w:val="center"/>
-          </w:tcPr>
-          <w:p>
-            <w:pPr>
-              <w:bidi/>
-              <w:jc w:val="right"/>
-            </w:pPr>
-            <w:r>
-              <w:rPr>
-                <w:rFonts w:ascii="Aptos" w:hAnsi="Aptos" w:eastAsia="Aptos"/>
-                <w:b/>
-                <w:color w:val="17324D"/>
-                <w:sz w:val="17"/>
-              </w:rPr>
-              <w:t>checks.py / pipeline.py</w:t>
-            </w:r>
-          </w:p>
-        </w:tc>
-        <w:tc>
-          <w:tcPr>
-            <w:tcW w:type="dxa" w:w="1944"/>
-            <w:tcMar>
-              <w:top w:w="100" w:type="dxa"/>
-              <w:start w:w="120" w:type="dxa"/>
-              <w:bottom w:w="100" w:type="dxa"/>
-              <w:end w:w="120" w:type="dxa"/>
-            </w:tcMar>
-            <w:vAlign w:val="center"/>
-          </w:tcPr>
-          <w:p>
-            <w:pPr>
-              <w:bidi/>
-              <w:jc w:val="right"/>
-            </w:pPr>
-            <w:r>
-              <w:rPr>
-                <w:rFonts w:ascii="Aptos" w:hAnsi="Aptos" w:eastAsia="Aptos"/>
-                <w:b w:val="0"/>
-                <w:color w:val="263746"/>
-                <w:sz w:val="17"/>
-              </w:rPr>
-              <w:t>להשתמש בבדיקות קשיחות קיימות</w:t>
-            </w:r>
-          </w:p>
-        </w:tc>
-        <w:tc>
-          <w:tcPr>
-            <w:tcW w:type="dxa" w:w="5832"/>
-            <w:tcMar>
-              <w:top w:w="100" w:type="dxa"/>
-              <w:start w:w="120" w:type="dxa"/>
-              <w:bottom w:w="100" w:type="dxa"/>
-              <w:end w:w="120" w:type="dxa"/>
-            </w:tcMar>
-            <w:vAlign w:val="center"/>
-          </w:tcPr>
-          <w:p>
-            <w:pPr>
-              <w:bidi/>
-              <w:jc w:val="right"/>
-            </w:pPr>
-            <w:r>
-              <w:rPr>
-                <w:rFonts w:ascii="Aptos" w:hAnsi="Aptos" w:eastAsia="Aptos"/>
-                <w:b w:val="0"/>
-                <w:color w:val="263746"/>
-                <w:sz w:val="17"/>
-              </w:rPr>
-              <w:t>הסוכן אינו מחליף את בדיקות הקוד.</w:t>
-            </w:r>
-          </w:p>
-        </w:tc>
-      </w:tr>
-      <w:tr>
-        <w:tc>
-          <w:tcPr>
-            <w:tcW w:type="dxa" w:w="1944"/>
-            <w:tcMar>
-              <w:top w:w="100" w:type="dxa"/>
-              <w:start w:w="120" w:type="dxa"/>
-              <w:bottom w:w="100" w:type="dxa"/>
-              <w:end w:w="120" w:type="dxa"/>
-            </w:tcMar>
-            <w:vAlign w:val="center"/>
-            <w:shd w:fill="F5F8FA"/>
-          </w:tcPr>
-          <w:p>
-            <w:pPr>
-              <w:bidi/>
-              <w:jc w:val="right"/>
-            </w:pPr>
-            <w:r>
-              <w:rPr>
-                <w:rFonts w:ascii="Aptos" w:hAnsi="Aptos" w:eastAsia="Aptos"/>
-                <w:b/>
-                <w:color w:val="17324D"/>
-                <w:sz w:val="17"/>
-              </w:rPr>
-              <w:t>tests/test_agents_wiring.py / test_tools.py</w:t>
-            </w:r>
-          </w:p>
-        </w:tc>
-        <w:tc>
-          <w:tcPr>
-            <w:tcW w:type="dxa" w:w="1944"/>
-            <w:tcMar>
-              <w:top w:w="100" w:type="dxa"/>
-              <w:start w:w="120" w:type="dxa"/>
-              <w:bottom w:w="100" w:type="dxa"/>
-              <w:end w:w="120" w:type="dxa"/>
-            </w:tcMar>
-            <w:vAlign w:val="center"/>
-            <w:shd w:fill="F5F8FA"/>
-          </w:tcPr>
-          <w:p>
-            <w:pPr>
-              <w:bidi/>
-              <w:jc w:val="right"/>
-            </w:pPr>
-            <w:r>
-              <w:rPr>
-                <w:rFonts w:ascii="Aptos" w:hAnsi="Aptos" w:eastAsia="Aptos"/>
-                <w:b w:val="0"/>
-                <w:color w:val="263746"/>
-                <w:sz w:val="17"/>
-              </w:rPr>
-              <w:t>fixtures של אילוצי יום והעברה מ־places</w:t>
-            </w:r>
-          </w:p>
-        </w:tc>
-        <w:tc>
-          <w:tcPr>
-            <w:tcW w:type="dxa" w:w="5832"/>
-            <w:tcMar>
-              <w:top w:w="100" w:type="dxa"/>
-              <w:start w:w="120" w:type="dxa"/>
-              <w:bottom w:w="100" w:type="dxa"/>
-              <w:end w:w="120" w:type="dxa"/>
-            </w:tcMar>
-            <w:vAlign w:val="center"/>
-            <w:shd w:fill="F5F8FA"/>
-          </w:tcPr>
-          <w:p>
-            <w:pPr>
-              <w:bidi/>
-              <w:jc w:val="right"/>
-            </w:pPr>
-            <w:r>
-              <w:rPr>
-                <w:rFonts w:ascii="Aptos" w:hAnsi="Aptos" w:eastAsia="Aptos"/>
-                <w:b w:val="0"/>
-                <w:color w:val="263746"/>
-                <w:sz w:val="17"/>
-              </w:rPr>
-              <w:t>בדיקות יחידה ואינטגרציה.</w:t>
-            </w:r>
-          </w:p>
-        </w:tc>
-      </w:tr>
-    </w:tbl>
-    <w:p>
-      <w:pPr>
-        <w:spacing w:after="20"/>
-      </w:pPr>
-    </w:p>
-    <w:p>
-      <w:pPr>
-        <w:bidi/>
-        <w:spacing w:before="260" w:after="100"/>
-        <w:jc w:val="right"/>
-      </w:pPr>
-      <w:r>
-        <w:rPr>
-          <w:rFonts w:ascii="Aptos" w:hAnsi="Aptos" w:eastAsia="Aptos"/>
-          <w:b/>
-          <w:color w:val="17324D"/>
-          <w:sz w:val="32"/>
-        </w:rPr>
-        <w:t>כללי איכות, מקורות ונתונים</w:t>
+        <w:t>max_iter=5 ועד 75 שניות להפעלה, בכפוף לזמן שנותר. config.py קובע relaxed עד שתי פעילויות, שש שעות ושישים דקות נסיעה; normal שלוש פעילויות, שמונה שעות ותשעים דקות; packed חמש פעילויות, עשר שעות ומאה ועשרים דקות. הארוחות אינן נספרות כפעילויות אך נכללות בשעות. ביום הגעה או עזיבה לכל היותר פעילות אחת; עד שתי ארוחות ביום. תחילת יום הגעה לאחר נחיתה ועוד 90 דקות וסיום יום עזיבה לפני המראה פחות 180 דקות. קיום השדות וההנחיות אינו הוכחת הרצה מול מודל אמיתי.</w:t>
       </w:r>
     </w:p>
     <w:p>
       <w:pPr>
-        <w:pStyle w:val="ListBullet"/>
-        <w:bidi/>
-        <w:spacing w:after="60"/>
-        <w:jc w:val="right"/>
+        <w:pStyle w:val="Heading1"/>
+        <w:keepNext/>
+        <w:pageBreakBefore/>
+        <w:widowControl/>
+        <w:bidi w:val="1"/>
+        <w:spacing w:after="60" w:line="259" w:lineRule="auto"/>
+        <w:jc w:val="start"/>
       </w:pPr>
       <w:r>
         <w:rPr>
-          <w:rFonts w:ascii="Aptos" w:hAnsi="Aptos" w:eastAsia="Aptos"/>
-          <w:b w:val="0"/>
-          <w:color w:val="263746"/>
-          <w:sz w:val="20"/>
+          <w:rFonts w:ascii="Arial" w:hAnsi="Arial" w:cs="Arial"/>
+          <w:color w:val="000000"/>
+          <w:sz w:val="28"/>
         </w:rPr>
-        <w:t>כל activity.place_id שייך ל־PlaceShortlist; אין ליצור place חדש.</w:t>
+        <w:t>הפלט הקיים</w:t>
       </w:r>
     </w:p>
     <w:p>
       <w:pPr>
-        <w:pStyle w:val="ListBullet"/>
-        <w:bidi/>
-        <w:spacing w:after="60"/>
-        <w:jc w:val="right"/>
+        <w:widowControl/>
+        <w:bidi w:val="1"/>
+        <w:spacing w:after="60" w:line="259" w:lineRule="auto"/>
+        <w:jc w:val="start"/>
       </w:pPr>
       <w:r>
         <w:rPr>
-          <w:rFonts w:ascii="Aptos" w:hAnsi="Aptos" w:eastAsia="Aptos"/>
-          <w:b w:val="0"/>
-          <w:color w:val="263746"/>
-          <w:sz w:val="20"/>
+          <w:rFonts w:ascii="Arial" w:hAnsi="Arial" w:cs="Arial"/>
+          <w:color w:val="000000"/>
+          <w:sz w:val="22"/>
         </w:rPr>
-        <w:t>אין לקבוע start/end שמפרים day_windows או חלון טיסה.</w:t>
+        <w:t>הקטע הבא מועתק מ־models.py. המסלול נשמר ב־days[].items; אין מבנה activities חדש. start ו־end הם מחרוזות HH:MM בשעה המקומית.</w:t>
       </w:r>
     </w:p>
     <w:p>
       <w:pPr>
-        <w:pStyle w:val="ListBullet"/>
-        <w:bidi/>
-        <w:spacing w:after="60"/>
-        <w:jc w:val="right"/>
+        <w:widowControl/>
+        <w:bidi w:val="0"/>
+        <w:spacing w:after="0" w:line="240" w:lineRule="auto"/>
+        <w:jc w:val="left"/>
       </w:pPr>
       <w:r>
         <w:rPr>
-          <w:rFonts w:ascii="Aptos" w:hAnsi="Aptos" w:eastAsia="Aptos"/>
-          <w:b w:val="0"/>
-          <w:color w:val="263746"/>
-          <w:sz w:val="20"/>
+          <w:rFonts w:ascii="DejaVu Sans Mono" w:hAnsi="DejaVu Sans Mono" w:cs="DejaVu Sans Mono"/>
+          <w:color w:val="000000"/>
+          <w:sz w:val="17"/>
         </w:rPr>
-        <w:t>אם opening_hours חסרות, אין לסמן פעילות כמאומתת לפתיחה.</w:t>
+        <w:t>class Item(BaseModel):</w:t>
       </w:r>
     </w:p>
     <w:p>
       <w:pPr>
-        <w:pStyle w:val="ListBullet"/>
-        <w:bidi/>
-        <w:spacing w:after="60"/>
-        <w:jc w:val="right"/>
+        <w:widowControl/>
+        <w:bidi w:val="0"/>
+        <w:spacing w:after="0" w:line="240" w:lineRule="auto"/>
+        <w:jc w:val="left"/>
       </w:pPr>
       <w:r>
         <w:rPr>
-          <w:rFonts w:ascii="Aptos" w:hAnsi="Aptos" w:eastAsia="Aptos"/>
-          <w:b w:val="0"/>
-          <w:color w:val="263746"/>
-          <w:sz w:val="20"/>
+          <w:rFonts w:ascii="DejaVu Sans Mono" w:hAnsi="DejaVu Sans Mono" w:cs="DejaVu Sans Mono"/>
+          <w:color w:val="000000"/>
+          <w:sz w:val="17"/>
         </w:rPr>
-        <w:t>משך נסיעה חייב לבוא מכלי/מקור; אם לא ידוע, לסמן unknown ולהימנע מוודאות כוזבת.</w:t>
+        <w:t xml:space="preserve">    place_id: str</w:t>
       </w:r>
     </w:p>
     <w:p>
       <w:pPr>
-        <w:pStyle w:val="ListBullet"/>
-        <w:bidi/>
-        <w:spacing w:after="60"/>
-        <w:jc w:val="right"/>
+        <w:widowControl/>
+        <w:bidi w:val="0"/>
+        <w:spacing w:after="0" w:line="240" w:lineRule="auto"/>
+        <w:jc w:val="left"/>
       </w:pPr>
       <w:r>
         <w:rPr>
-          <w:rFonts w:ascii="Aptos" w:hAnsi="Aptos" w:eastAsia="Aptos"/>
-          <w:b w:val="0"/>
-          <w:color w:val="263746"/>
-          <w:sz w:val="20"/>
+          <w:rFonts w:ascii="DejaVu Sans Mono" w:hAnsi="DejaVu Sans Mono" w:cs="DejaVu Sans Mono"/>
+          <w:color w:val="000000"/>
+          <w:sz w:val="17"/>
         </w:rPr>
-        <w:t>לכבד קצב, מגבלת הליכה, עומס יום וימי גשם כאשר הנתונים זמינים.</w:t>
+        <w:t xml:space="preserve">    name: str = ""</w:t>
       </w:r>
     </w:p>
     <w:p>
       <w:pPr>
-        <w:bidi/>
-        <w:spacing w:before="260" w:after="100"/>
-        <w:jc w:val="right"/>
+        <w:widowControl/>
+        <w:bidi w:val="0"/>
+        <w:spacing w:after="0" w:line="240" w:lineRule="auto"/>
+        <w:jc w:val="left"/>
       </w:pPr>
       <w:r>
         <w:rPr>
-          <w:rFonts w:ascii="Aptos" w:hAnsi="Aptos" w:eastAsia="Aptos"/>
-          <w:b/>
-          <w:color w:val="17324D"/>
-          <w:sz w:val="32"/>
+          <w:rFonts w:ascii="DejaVu Sans Mono" w:hAnsi="DejaVu Sans Mono" w:cs="DejaVu Sans Mono"/>
+          <w:color w:val="000000"/>
+          <w:sz w:val="17"/>
         </w:rPr>
-        <w:t>כשל, retry וגבולות ריצה</w:t>
+        <w:t xml:space="preserve">    kind: Literal["activity", "meal"] = "activity"</w:t>
       </w:r>
     </w:p>
     <w:p>
       <w:pPr>
-        <w:pStyle w:val="ListBullet"/>
-        <w:bidi/>
-        <w:spacing w:after="60"/>
-        <w:jc w:val="right"/>
+        <w:widowControl/>
+        <w:bidi w:val="0"/>
+        <w:spacing w:after="0" w:line="240" w:lineRule="auto"/>
+        <w:jc w:val="left"/>
       </w:pPr>
       <w:r>
         <w:rPr>
-          <w:rFonts w:ascii="Aptos" w:hAnsi="Aptos" w:eastAsia="Aptos"/>
-          <w:b w:val="0"/>
-          <w:color w:val="263746"/>
-          <w:sz w:val="20"/>
+          <w:rFonts w:ascii="DejaVu Sans Mono" w:hAnsi="DejaVu Sans Mono" w:cs="DejaVu Sans Mono"/>
+          <w:color w:val="000000"/>
+          <w:sz w:val="17"/>
         </w:rPr>
-        <w:t>shortlist ריק: ItineraryPlan ריק עם limitation, ללא יצירת מקומות.</w:t>
+        <w:t xml:space="preserve">    start: str            # HH:MM local city time</w:t>
       </w:r>
     </w:p>
     <w:p>
       <w:pPr>
-        <w:pStyle w:val="ListBullet"/>
-        <w:bidi/>
-        <w:spacing w:after="60"/>
-        <w:jc w:val="right"/>
+        <w:widowControl/>
+        <w:bidi w:val="0"/>
+        <w:spacing w:after="0" w:line="240" w:lineRule="auto"/>
+        <w:jc w:val="left"/>
       </w:pPr>
       <w:r>
         <w:rPr>
-          <w:rFonts w:ascii="Aptos" w:hAnsi="Aptos" w:eastAsia="Aptos"/>
-          <w:b w:val="0"/>
-          <w:color w:val="263746"/>
-          <w:sz w:val="20"/>
+          <w:rFonts w:ascii="DejaVu Sans Mono" w:hAnsi="DejaVu Sans Mono" w:cs="DejaVu Sans Mono"/>
+          <w:color w:val="000000"/>
+          <w:sz w:val="17"/>
         </w:rPr>
-        <w:t>זמני נסיעה חסרים: לסמן unknown ולהציג אזהרה; אין לקבע מרווח לא מבוסס.</w:t>
+        <w:t xml:space="preserve">    end: str</w:t>
       </w:r>
     </w:p>
     <w:p>
       <w:pPr>
-        <w:pStyle w:val="ListBullet"/>
-        <w:bidi/>
-        <w:spacing w:after="60"/>
-        <w:jc w:val="right"/>
+        <w:widowControl/>
+        <w:bidi w:val="0"/>
+        <w:spacing w:after="0" w:line="240" w:lineRule="auto"/>
+        <w:jc w:val="left"/>
       </w:pPr>
       <w:r>
         <w:rPr>
-          <w:rFonts w:ascii="Aptos" w:hAnsi="Aptos" w:eastAsia="Aptos"/>
-          <w:b w:val="0"/>
-          <w:color w:val="263746"/>
-          <w:sz w:val="20"/>
+          <w:rFonts w:ascii="DejaVu Sans Mono" w:hAnsi="DejaVu Sans Mono" w:cs="DejaVu Sans Mono"/>
+          <w:color w:val="000000"/>
+          <w:sz w:val="17"/>
         </w:rPr>
-        <w:t>כשל כלי: לתעד ולשמר חלקים תקינים עם סטטוס partial לפי סכמת הפלט.</w:t>
+        <w:t xml:space="preserve">    mode: Literal["walk", "transit", "drive"]</w:t>
       </w:r>
     </w:p>
     <w:p>
       <w:pPr>
-        <w:pStyle w:val="ListBullet"/>
-        <w:bidi/>
-        <w:spacing w:after="60"/>
-        <w:jc w:val="right"/>
+        <w:widowControl/>
+        <w:bidi w:val="0"/>
+        <w:spacing w:after="0" w:line="240" w:lineRule="auto"/>
+        <w:jc w:val="left"/>
       </w:pPr>
       <w:r>
         <w:rPr>
-          <w:rFonts w:ascii="Aptos" w:hAnsi="Aptos" w:eastAsia="Aptos"/>
-          <w:b w:val="0"/>
-          <w:color w:val="263746"/>
-          <w:sz w:val="20"/>
+          <w:rFonts w:ascii="DejaVu Sans Mono" w:hAnsi="DejaVu Sans Mono" w:cs="DejaVu Sans Mono"/>
+          <w:color w:val="000000"/>
+          <w:sz w:val="17"/>
         </w:rPr>
-        <w:t>לשמור גבולות 5 איטרציות ו־75 שניות; timeout מובחן מפלט חלקי.</w:t>
+        <w:t xml:space="preserve">    travel_min: int</w:t>
       </w:r>
     </w:p>
     <w:p>
       <w:pPr>
-        <w:bidi/>
-        <w:spacing w:before="260" w:after="100"/>
-        <w:jc w:val="right"/>
+        <w:widowControl/>
+        <w:bidi w:val="0"/>
+        <w:spacing w:after="0" w:line="240" w:lineRule="auto"/>
+        <w:jc w:val="left"/>
       </w:pPr>
       <w:r>
         <w:rPr>
-          <w:rFonts w:ascii="Aptos" w:hAnsi="Aptos" w:eastAsia="Aptos"/>
-          <w:b/>
-          <w:color w:val="17324D"/>
-          <w:sz w:val="32"/>
+          <w:rFonts w:ascii="DejaVu Sans Mono" w:hAnsi="DejaVu Sans Mono" w:cs="DejaVu Sans Mono"/>
+          <w:color w:val="000000"/>
+          <w:sz w:val="17"/>
         </w:rPr>
-        <w:t>בדיקות קבלה</w:t>
-      </w:r>
-    </w:p>
-    <w:tbl>
-      <w:tblPr>
-        <w:tblW w:type="auto" w:w="0"/>
-        <w:jc w:val="center"/>
-        <w:tblLayout w:type="fixed"/>
-        <w:tblLook w:firstColumn="1" w:firstRow="1" w:lastColumn="0" w:lastRow="0" w:noHBand="0" w:noVBand="1" w:val="04A0"/>
-        <w:tblBorders>
-          <w:top w:val="single" w:sz="5" w:color="D9E1E8"/>
-          <w:left w:val="single" w:sz="5" w:color="D9E1E8"/>
-          <w:bottom w:val="single" w:sz="5" w:color="D9E1E8"/>
-          <w:right w:val="single" w:sz="5" w:color="D9E1E8"/>
-          <w:insideH w:val="single" w:sz="5" w:color="D9E1E8"/>
-          <w:insideV w:val="single" w:sz="5" w:color="D9E1E8"/>
-        </w:tblBorders>
-      </w:tblPr>
-      <w:tblGrid>
-        <w:gridCol w:w="3389"/>
-        <w:gridCol w:w="3389"/>
-        <w:gridCol w:w="3389"/>
-      </w:tblGrid>
-      <w:tr>
-        <w:tc>
-          <w:tcPr>
-            <w:tcW w:type="dxa" w:w="1944"/>
-            <w:shd w:fill="17324D"/>
-            <w:tcMar>
-              <w:top w:w="100" w:type="dxa"/>
-              <w:start w:w="120" w:type="dxa"/>
-              <w:bottom w:w="100" w:type="dxa"/>
-              <w:end w:w="120" w:type="dxa"/>
-            </w:tcMar>
-            <w:vAlign w:val="center"/>
-          </w:tcPr>
-          <w:p>
-            <w:pPr>
-              <w:bidi/>
-              <w:jc w:val="right"/>
-            </w:pPr>
-            <w:r>
-              <w:rPr>
-                <w:rFonts w:ascii="Aptos" w:hAnsi="Aptos" w:eastAsia="Aptos"/>
-                <w:b/>
-                <w:color w:val="FFFFFF"/>
-                <w:sz w:val="18"/>
-              </w:rPr>
-              <w:t>תרחיש</w:t>
-            </w:r>
-          </w:p>
-        </w:tc>
-        <w:tc>
-          <w:tcPr>
-            <w:tcW w:type="dxa" w:w="1944"/>
-            <w:shd w:fill="17324D"/>
-            <w:tcMar>
-              <w:top w:w="100" w:type="dxa"/>
-              <w:start w:w="120" w:type="dxa"/>
-              <w:bottom w:w="100" w:type="dxa"/>
-              <w:end w:w="120" w:type="dxa"/>
-            </w:tcMar>
-            <w:vAlign w:val="center"/>
-          </w:tcPr>
-          <w:p>
-            <w:pPr>
-              <w:bidi/>
-              <w:jc w:val="right"/>
-            </w:pPr>
-            <w:r>
-              <w:rPr>
-                <w:rFonts w:ascii="Aptos" w:hAnsi="Aptos" w:eastAsia="Aptos"/>
-                <w:b/>
-                <w:color w:val="FFFFFF"/>
-                <w:sz w:val="18"/>
-              </w:rPr>
-              <w:t>תוצאה צפויה</w:t>
-            </w:r>
-          </w:p>
-        </w:tc>
-        <w:tc>
-          <w:tcPr>
-            <w:tcW w:type="dxa" w:w="5832"/>
-            <w:shd w:fill="17324D"/>
-            <w:tcMar>
-              <w:top w:w="100" w:type="dxa"/>
-              <w:start w:w="120" w:type="dxa"/>
-              <w:bottom w:w="100" w:type="dxa"/>
-              <w:end w:w="120" w:type="dxa"/>
-            </w:tcMar>
-            <w:vAlign w:val="center"/>
-          </w:tcPr>
-          <w:p>
-            <w:pPr>
-              <w:bidi/>
-              <w:jc w:val="right"/>
-            </w:pPr>
-            <w:r>
-              <w:rPr>
-                <w:rFonts w:ascii="Aptos" w:hAnsi="Aptos" w:eastAsia="Aptos"/>
-                <w:b/>
-                <w:color w:val="FFFFFF"/>
-                <w:sz w:val="18"/>
-              </w:rPr>
-              <w:t>ראיית הצלחה</w:t>
-            </w:r>
-          </w:p>
-        </w:tc>
-      </w:tr>
-      <w:tr>
-        <w:tc>
-          <w:tcPr>
-            <w:tcW w:type="dxa" w:w="1944"/>
-            <w:tcMar>
-              <w:top w:w="100" w:type="dxa"/>
-              <w:start w:w="120" w:type="dxa"/>
-              <w:bottom w:w="100" w:type="dxa"/>
-              <w:end w:w="120" w:type="dxa"/>
-            </w:tcMar>
-            <w:vAlign w:val="center"/>
-          </w:tcPr>
-          <w:p>
-            <w:pPr>
-              <w:bidi/>
-              <w:jc w:val="right"/>
-            </w:pPr>
-            <w:r>
-              <w:rPr>
-                <w:rFonts w:ascii="Aptos" w:hAnsi="Aptos" w:eastAsia="Aptos"/>
-                <w:b/>
-                <w:color w:val="17324D"/>
-                <w:sz w:val="17"/>
-              </w:rPr>
-              <w:t>טיסת בוקר/ערב</w:t>
-            </w:r>
-          </w:p>
-        </w:tc>
-        <w:tc>
-          <w:tcPr>
-            <w:tcW w:type="dxa" w:w="1944"/>
-            <w:tcMar>
-              <w:top w:w="100" w:type="dxa"/>
-              <w:start w:w="120" w:type="dxa"/>
-              <w:bottom w:w="100" w:type="dxa"/>
-              <w:end w:w="120" w:type="dxa"/>
-            </w:tcMar>
-            <w:vAlign w:val="center"/>
-          </w:tcPr>
-          <w:p>
-            <w:pPr>
-              <w:bidi/>
-              <w:jc w:val="right"/>
-            </w:pPr>
-            <w:r>
-              <w:rPr>
-                <w:rFonts w:ascii="Aptos" w:hAnsi="Aptos" w:eastAsia="Aptos"/>
-                <w:b w:val="0"/>
-                <w:color w:val="263746"/>
-                <w:sz w:val="17"/>
-              </w:rPr>
-              <w:t>אין פעילויות בחלון טיסה/חיץ לא מספיק</w:t>
-            </w:r>
-          </w:p>
-        </w:tc>
-        <w:tc>
-          <w:tcPr>
-            <w:tcW w:type="dxa" w:w="5832"/>
-            <w:tcMar>
-              <w:top w:w="100" w:type="dxa"/>
-              <w:start w:w="120" w:type="dxa"/>
-              <w:bottom w:w="100" w:type="dxa"/>
-              <w:end w:w="120" w:type="dxa"/>
-            </w:tcMar>
-            <w:vAlign w:val="center"/>
-          </w:tcPr>
-          <w:p>
-            <w:pPr>
-              <w:bidi/>
-              <w:jc w:val="right"/>
-            </w:pPr>
-            <w:r>
-              <w:rPr>
-                <w:rFonts w:ascii="Aptos" w:hAnsi="Aptos" w:eastAsia="Aptos"/>
-                <w:b w:val="0"/>
-                <w:color w:val="263746"/>
-                <w:sz w:val="17"/>
-              </w:rPr>
-              <w:t>validator חלונות עובר.</w:t>
-            </w:r>
-          </w:p>
-        </w:tc>
-      </w:tr>
-      <w:tr>
-        <w:tc>
-          <w:tcPr>
-            <w:tcW w:type="dxa" w:w="1944"/>
-            <w:tcMar>
-              <w:top w:w="100" w:type="dxa"/>
-              <w:start w:w="120" w:type="dxa"/>
-              <w:bottom w:w="100" w:type="dxa"/>
-              <w:end w:w="120" w:type="dxa"/>
-            </w:tcMar>
-            <w:vAlign w:val="center"/>
-            <w:shd w:fill="F5F8FA"/>
-          </w:tcPr>
-          <w:p>
-            <w:pPr>
-              <w:bidi/>
-              <w:jc w:val="right"/>
-            </w:pPr>
-            <w:r>
-              <w:rPr>
-                <w:rFonts w:ascii="Aptos" w:hAnsi="Aptos" w:eastAsia="Aptos"/>
-                <w:b/>
-                <w:color w:val="17324D"/>
-                <w:sz w:val="17"/>
-              </w:rPr>
-              <w:t>חלון חסום</w:t>
-            </w:r>
-          </w:p>
-        </w:tc>
-        <w:tc>
-          <w:tcPr>
-            <w:tcW w:type="dxa" w:w="1944"/>
-            <w:tcMar>
-              <w:top w:w="100" w:type="dxa"/>
-              <w:start w:w="120" w:type="dxa"/>
-              <w:bottom w:w="100" w:type="dxa"/>
-              <w:end w:w="120" w:type="dxa"/>
-            </w:tcMar>
-            <w:vAlign w:val="center"/>
-            <w:shd w:fill="F5F8FA"/>
-          </w:tcPr>
-          <w:p>
-            <w:pPr>
-              <w:bidi/>
-              <w:jc w:val="right"/>
-            </w:pPr>
-            <w:r>
-              <w:rPr>
-                <w:rFonts w:ascii="Aptos" w:hAnsi="Aptos" w:eastAsia="Aptos"/>
-                <w:b w:val="0"/>
-                <w:color w:val="263746"/>
-                <w:sz w:val="17"/>
-              </w:rPr>
-              <w:t>אין שיבוץ בתוכו</w:t>
-            </w:r>
-          </w:p>
-        </w:tc>
-        <w:tc>
-          <w:tcPr>
-            <w:tcW w:type="dxa" w:w="5832"/>
-            <w:tcMar>
-              <w:top w:w="100" w:type="dxa"/>
-              <w:start w:w="120" w:type="dxa"/>
-              <w:bottom w:w="100" w:type="dxa"/>
-              <w:end w:w="120" w:type="dxa"/>
-            </w:tcMar>
-            <w:vAlign w:val="center"/>
-            <w:shd w:fill="F5F8FA"/>
-          </w:tcPr>
-          <w:p>
-            <w:pPr>
-              <w:bidi/>
-              <w:jc w:val="right"/>
-            </w:pPr>
-            <w:r>
-              <w:rPr>
-                <w:rFonts w:ascii="Aptos" w:hAnsi="Aptos" w:eastAsia="Aptos"/>
-                <w:b w:val="0"/>
-                <w:color w:val="263746"/>
-                <w:sz w:val="17"/>
-              </w:rPr>
-              <w:t>בדיקת זמני יום.</w:t>
-            </w:r>
-          </w:p>
-        </w:tc>
-      </w:tr>
-      <w:tr>
-        <w:tc>
-          <w:tcPr>
-            <w:tcW w:type="dxa" w:w="1944"/>
-            <w:tcMar>
-              <w:top w:w="100" w:type="dxa"/>
-              <w:start w:w="120" w:type="dxa"/>
-              <w:bottom w:w="100" w:type="dxa"/>
-              <w:end w:w="120" w:type="dxa"/>
-            </w:tcMar>
-            <w:vAlign w:val="center"/>
-          </w:tcPr>
-          <w:p>
-            <w:pPr>
-              <w:bidi/>
-              <w:jc w:val="right"/>
-            </w:pPr>
-            <w:r>
-              <w:rPr>
-                <w:rFonts w:ascii="Aptos" w:hAnsi="Aptos" w:eastAsia="Aptos"/>
-                <w:b/>
-                <w:color w:val="17324D"/>
-                <w:sz w:val="17"/>
-              </w:rPr>
-              <w:t>יום עמוס</w:t>
-            </w:r>
-          </w:p>
-        </w:tc>
-        <w:tc>
-          <w:tcPr>
-            <w:tcW w:type="dxa" w:w="1944"/>
-            <w:tcMar>
-              <w:top w:w="100" w:type="dxa"/>
-              <w:start w:w="120" w:type="dxa"/>
-              <w:bottom w:w="100" w:type="dxa"/>
-              <w:end w:w="120" w:type="dxa"/>
-            </w:tcMar>
-            <w:vAlign w:val="center"/>
-          </w:tcPr>
-          <w:p>
-            <w:pPr>
-              <w:bidi/>
-              <w:jc w:val="right"/>
-            </w:pPr>
-            <w:r>
-              <w:rPr>
-                <w:rFonts w:ascii="Aptos" w:hAnsi="Aptos" w:eastAsia="Aptos"/>
-                <w:b w:val="0"/>
-                <w:color w:val="263746"/>
-                <w:sz w:val="17"/>
-              </w:rPr>
-              <w:t>פיצול/הפחתת עומס</w:t>
-            </w:r>
-          </w:p>
-        </w:tc>
-        <w:tc>
-          <w:tcPr>
-            <w:tcW w:type="dxa" w:w="5832"/>
-            <w:tcMar>
-              <w:top w:w="100" w:type="dxa"/>
-              <w:start w:w="120" w:type="dxa"/>
-              <w:bottom w:w="100" w:type="dxa"/>
-              <w:end w:w="120" w:type="dxa"/>
-            </w:tcMar>
-            <w:vAlign w:val="center"/>
-          </w:tcPr>
-          <w:p>
-            <w:pPr>
-              <w:bidi/>
-              <w:jc w:val="right"/>
-            </w:pPr>
-            <w:r>
-              <w:rPr>
-                <w:rFonts w:ascii="Aptos" w:hAnsi="Aptos" w:eastAsia="Aptos"/>
-                <w:b w:val="0"/>
-                <w:color w:val="263746"/>
-                <w:sz w:val="17"/>
-              </w:rPr>
-              <w:t>check_day_load מזהה חריגה.</w:t>
-            </w:r>
-          </w:p>
-        </w:tc>
-      </w:tr>
-      <w:tr>
-        <w:tc>
-          <w:tcPr>
-            <w:tcW w:type="dxa" w:w="1944"/>
-            <w:tcMar>
-              <w:top w:w="100" w:type="dxa"/>
-              <w:start w:w="120" w:type="dxa"/>
-              <w:bottom w:w="100" w:type="dxa"/>
-              <w:end w:w="120" w:type="dxa"/>
-            </w:tcMar>
-            <w:vAlign w:val="center"/>
-            <w:shd w:fill="F5F8FA"/>
-          </w:tcPr>
-          <w:p>
-            <w:pPr>
-              <w:bidi/>
-              <w:jc w:val="right"/>
-            </w:pPr>
-            <w:r>
-              <w:rPr>
-                <w:rFonts w:ascii="Aptos" w:hAnsi="Aptos" w:eastAsia="Aptos"/>
-                <w:b/>
-                <w:color w:val="17324D"/>
-                <w:sz w:val="17"/>
-              </w:rPr>
-              <w:t>מקום סגור לפי שעות ידועות</w:t>
-            </w:r>
-          </w:p>
-        </w:tc>
-        <w:tc>
-          <w:tcPr>
-            <w:tcW w:type="dxa" w:w="1944"/>
-            <w:tcMar>
-              <w:top w:w="100" w:type="dxa"/>
-              <w:start w:w="120" w:type="dxa"/>
-              <w:bottom w:w="100" w:type="dxa"/>
-              <w:end w:w="120" w:type="dxa"/>
-            </w:tcMar>
-            <w:vAlign w:val="center"/>
-            <w:shd w:fill="F5F8FA"/>
-          </w:tcPr>
-          <w:p>
-            <w:pPr>
-              <w:bidi/>
-              <w:jc w:val="right"/>
-            </w:pPr>
-            <w:r>
-              <w:rPr>
-                <w:rFonts w:ascii="Aptos" w:hAnsi="Aptos" w:eastAsia="Aptos"/>
-                <w:b w:val="0"/>
-                <w:color w:val="263746"/>
-                <w:sz w:val="17"/>
-              </w:rPr>
-              <w:t>לא משובץ בזמן סגירה</w:t>
-            </w:r>
-          </w:p>
-        </w:tc>
-        <w:tc>
-          <w:tcPr>
-            <w:tcW w:type="dxa" w:w="5832"/>
-            <w:tcMar>
-              <w:top w:w="100" w:type="dxa"/>
-              <w:start w:w="120" w:type="dxa"/>
-              <w:bottom w:w="100" w:type="dxa"/>
-              <w:end w:w="120" w:type="dxa"/>
-            </w:tcMar>
-            <w:vAlign w:val="center"/>
-            <w:shd w:fill="F5F8FA"/>
-          </w:tcPr>
-          <w:p>
-            <w:pPr>
-              <w:bidi/>
-              <w:jc w:val="right"/>
-            </w:pPr>
-            <w:r>
-              <w:rPr>
-                <w:rFonts w:ascii="Aptos" w:hAnsi="Aptos" w:eastAsia="Aptos"/>
-                <w:b w:val="0"/>
-                <w:color w:val="263746"/>
-                <w:sz w:val="17"/>
-              </w:rPr>
-              <w:t>evidence של opening_hours.</w:t>
-            </w:r>
-          </w:p>
-        </w:tc>
-      </w:tr>
-      <w:tr>
-        <w:tc>
-          <w:tcPr>
-            <w:tcW w:type="dxa" w:w="1944"/>
-            <w:tcMar>
-              <w:top w:w="100" w:type="dxa"/>
-              <w:start w:w="120" w:type="dxa"/>
-              <w:bottom w:w="100" w:type="dxa"/>
-              <w:end w:w="120" w:type="dxa"/>
-            </w:tcMar>
-            <w:vAlign w:val="center"/>
-          </w:tcPr>
-          <w:p>
-            <w:pPr>
-              <w:bidi/>
-              <w:jc w:val="right"/>
-            </w:pPr>
-            <w:r>
-              <w:rPr>
-                <w:rFonts w:ascii="Aptos" w:hAnsi="Aptos" w:eastAsia="Aptos"/>
-                <w:b/>
-                <w:color w:val="17324D"/>
-                <w:sz w:val="17"/>
-              </w:rPr>
-              <w:t>שעות חסרות</w:t>
-            </w:r>
-          </w:p>
-        </w:tc>
-        <w:tc>
-          <w:tcPr>
-            <w:tcW w:type="dxa" w:w="1944"/>
-            <w:tcMar>
-              <w:top w:w="100" w:type="dxa"/>
-              <w:start w:w="120" w:type="dxa"/>
-              <w:bottom w:w="100" w:type="dxa"/>
-              <w:end w:w="120" w:type="dxa"/>
-            </w:tcMar>
-            <w:vAlign w:val="center"/>
-          </w:tcPr>
-          <w:p>
-            <w:pPr>
-              <w:bidi/>
-              <w:jc w:val="right"/>
-            </w:pPr>
-            <w:r>
-              <w:rPr>
-                <w:rFonts w:ascii="Aptos" w:hAnsi="Aptos" w:eastAsia="Aptos"/>
-                <w:b w:val="0"/>
-                <w:color w:val="263746"/>
-                <w:sz w:val="17"/>
-              </w:rPr>
-              <w:t>אזהרת unknown</w:t>
-            </w:r>
-          </w:p>
-        </w:tc>
-        <w:tc>
-          <w:tcPr>
-            <w:tcW w:type="dxa" w:w="5832"/>
-            <w:tcMar>
-              <w:top w:w="100" w:type="dxa"/>
-              <w:start w:w="120" w:type="dxa"/>
-              <w:bottom w:w="100" w:type="dxa"/>
-              <w:end w:w="120" w:type="dxa"/>
-            </w:tcMar>
-            <w:vAlign w:val="center"/>
-          </w:tcPr>
-          <w:p>
-            <w:pPr>
-              <w:bidi/>
-              <w:jc w:val="right"/>
-            </w:pPr>
-            <w:r>
-              <w:rPr>
-                <w:rFonts w:ascii="Aptos" w:hAnsi="Aptos" w:eastAsia="Aptos"/>
-                <w:b w:val="0"/>
-                <w:color w:val="263746"/>
-                <w:sz w:val="17"/>
-              </w:rPr>
-              <w:t>לא נטען שהמקום פתוח.</w:t>
-            </w:r>
-          </w:p>
-        </w:tc>
-      </w:tr>
-      <w:tr>
-        <w:tc>
-          <w:tcPr>
-            <w:tcW w:type="dxa" w:w="1944"/>
-            <w:tcMar>
-              <w:top w:w="100" w:type="dxa"/>
-              <w:start w:w="120" w:type="dxa"/>
-              <w:bottom w:w="100" w:type="dxa"/>
-              <w:end w:w="120" w:type="dxa"/>
-            </w:tcMar>
-            <w:vAlign w:val="center"/>
-            <w:shd w:fill="F5F8FA"/>
-          </w:tcPr>
-          <w:p>
-            <w:pPr>
-              <w:bidi/>
-              <w:jc w:val="right"/>
-            </w:pPr>
-            <w:r>
-              <w:rPr>
-                <w:rFonts w:ascii="Aptos" w:hAnsi="Aptos" w:eastAsia="Aptos"/>
-                <w:b/>
-                <w:color w:val="17324D"/>
-                <w:sz w:val="17"/>
-              </w:rPr>
-              <w:t>מגבלת הליכה</w:t>
-            </w:r>
-          </w:p>
-        </w:tc>
-        <w:tc>
-          <w:tcPr>
-            <w:tcW w:type="dxa" w:w="1944"/>
-            <w:tcMar>
-              <w:top w:w="100" w:type="dxa"/>
-              <w:start w:w="120" w:type="dxa"/>
-              <w:bottom w:w="100" w:type="dxa"/>
-              <w:end w:w="120" w:type="dxa"/>
-            </w:tcMar>
-            <w:vAlign w:val="center"/>
-            <w:shd w:fill="F5F8FA"/>
-          </w:tcPr>
-          <w:p>
-            <w:pPr>
-              <w:bidi/>
-              <w:jc w:val="right"/>
-            </w:pPr>
-            <w:r>
-              <w:rPr>
-                <w:rFonts w:ascii="Aptos" w:hAnsi="Aptos" w:eastAsia="Aptos"/>
-                <w:b w:val="0"/>
-                <w:color w:val="263746"/>
-                <w:sz w:val="17"/>
-              </w:rPr>
-              <w:t>התכנון שומר עליה או מדווח אי־אפשרות</w:t>
-            </w:r>
-          </w:p>
-        </w:tc>
-        <w:tc>
-          <w:tcPr>
-            <w:tcW w:type="dxa" w:w="5832"/>
-            <w:tcMar>
-              <w:top w:w="100" w:type="dxa"/>
-              <w:start w:w="120" w:type="dxa"/>
-              <w:bottom w:w="100" w:type="dxa"/>
-              <w:end w:w="120" w:type="dxa"/>
-            </w:tcMar>
-            <w:vAlign w:val="center"/>
-            <w:shd w:fill="F5F8FA"/>
-          </w:tcPr>
-          <w:p>
-            <w:pPr>
-              <w:bidi/>
-              <w:jc w:val="right"/>
-            </w:pPr>
-            <w:r>
-              <w:rPr>
-                <w:rFonts w:ascii="Aptos" w:hAnsi="Aptos" w:eastAsia="Aptos"/>
-                <w:b w:val="0"/>
-                <w:color w:val="263746"/>
-                <w:sz w:val="17"/>
-              </w:rPr>
-              <w:t>מדדי מרחק/זמן מתועדים.</w:t>
-            </w:r>
-          </w:p>
-        </w:tc>
-      </w:tr>
-      <w:tr>
-        <w:tc>
-          <w:tcPr>
-            <w:tcW w:type="dxa" w:w="1944"/>
-            <w:tcMar>
-              <w:top w:w="100" w:type="dxa"/>
-              <w:start w:w="120" w:type="dxa"/>
-              <w:bottom w:w="100" w:type="dxa"/>
-              <w:end w:w="120" w:type="dxa"/>
-            </w:tcMar>
-            <w:vAlign w:val="center"/>
-          </w:tcPr>
-          <w:p>
-            <w:pPr>
-              <w:bidi/>
-              <w:jc w:val="right"/>
-            </w:pPr>
-            <w:r>
-              <w:rPr>
-                <w:rFonts w:ascii="Aptos" w:hAnsi="Aptos" w:eastAsia="Aptos"/>
-                <w:b/>
-                <w:color w:val="17324D"/>
-                <w:sz w:val="17"/>
-              </w:rPr>
-              <w:t>גשם ומקום מקורה</w:t>
-            </w:r>
-          </w:p>
-        </w:tc>
-        <w:tc>
-          <w:tcPr>
-            <w:tcW w:type="dxa" w:w="1944"/>
-            <w:tcMar>
-              <w:top w:w="100" w:type="dxa"/>
-              <w:start w:w="120" w:type="dxa"/>
-              <w:bottom w:w="100" w:type="dxa"/>
-              <w:end w:w="120" w:type="dxa"/>
-            </w:tcMar>
-            <w:vAlign w:val="center"/>
-          </w:tcPr>
-          <w:p>
-            <w:pPr>
-              <w:bidi/>
-              <w:jc w:val="right"/>
-            </w:pPr>
-            <w:r>
-              <w:rPr>
-                <w:rFonts w:ascii="Aptos" w:hAnsi="Aptos" w:eastAsia="Aptos"/>
-                <w:b w:val="0"/>
-                <w:color w:val="263746"/>
-                <w:sz w:val="17"/>
-              </w:rPr>
-              <w:t>מועדף indoor כאשר ידוע</w:t>
-            </w:r>
-          </w:p>
-        </w:tc>
-        <w:tc>
-          <w:tcPr>
-            <w:tcW w:type="dxa" w:w="5832"/>
-            <w:tcMar>
-              <w:top w:w="100" w:type="dxa"/>
-              <w:start w:w="120" w:type="dxa"/>
-              <w:bottom w:w="100" w:type="dxa"/>
-              <w:end w:w="120" w:type="dxa"/>
-            </w:tcMar>
-            <w:vAlign w:val="center"/>
-          </w:tcPr>
-          <w:p>
-            <w:pPr>
-              <w:bidi/>
-              <w:jc w:val="right"/>
-            </w:pPr>
-            <w:r>
-              <w:rPr>
-                <w:rFonts w:ascii="Aptos" w:hAnsi="Aptos" w:eastAsia="Aptos"/>
-                <w:b w:val="0"/>
-                <w:color w:val="263746"/>
-                <w:sz w:val="17"/>
-              </w:rPr>
-              <w:t>שדה indoor ידוע.</w:t>
-            </w:r>
-          </w:p>
-        </w:tc>
-      </w:tr>
-      <w:tr>
-        <w:tc>
-          <w:tcPr>
-            <w:tcW w:type="dxa" w:w="1944"/>
-            <w:tcMar>
-              <w:top w:w="100" w:type="dxa"/>
-              <w:start w:w="120" w:type="dxa"/>
-              <w:bottom w:w="100" w:type="dxa"/>
-              <w:end w:w="120" w:type="dxa"/>
-            </w:tcMar>
-            <w:vAlign w:val="center"/>
-            <w:shd w:fill="F5F8FA"/>
-          </w:tcPr>
-          <w:p>
-            <w:pPr>
-              <w:bidi/>
-              <w:jc w:val="right"/>
-            </w:pPr>
-            <w:r>
-              <w:rPr>
-                <w:rFonts w:ascii="Aptos" w:hAnsi="Aptos" w:eastAsia="Aptos"/>
-                <w:b/>
-                <w:color w:val="17324D"/>
-                <w:sz w:val="17"/>
-              </w:rPr>
-              <w:t>shortlist ריק</w:t>
-            </w:r>
-          </w:p>
-        </w:tc>
-        <w:tc>
-          <w:tcPr>
-            <w:tcW w:type="dxa" w:w="1944"/>
-            <w:tcMar>
-              <w:top w:w="100" w:type="dxa"/>
-              <w:start w:w="120" w:type="dxa"/>
-              <w:bottom w:w="100" w:type="dxa"/>
-              <w:end w:w="120" w:type="dxa"/>
-            </w:tcMar>
-            <w:vAlign w:val="center"/>
-            <w:shd w:fill="F5F8FA"/>
-          </w:tcPr>
-          <w:p>
-            <w:pPr>
-              <w:bidi/>
-              <w:jc w:val="right"/>
-            </w:pPr>
-            <w:r>
-              <w:rPr>
-                <w:rFonts w:ascii="Aptos" w:hAnsi="Aptos" w:eastAsia="Aptos"/>
-                <w:b w:val="0"/>
-                <w:color w:val="263746"/>
-                <w:sz w:val="17"/>
-              </w:rPr>
-              <w:t>תוכנית ריקה ומוגבלת</w:t>
-            </w:r>
-          </w:p>
-        </w:tc>
-        <w:tc>
-          <w:tcPr>
-            <w:tcW w:type="dxa" w:w="5832"/>
-            <w:tcMar>
-              <w:top w:w="100" w:type="dxa"/>
-              <w:start w:w="120" w:type="dxa"/>
-              <w:bottom w:w="100" w:type="dxa"/>
-              <w:end w:w="120" w:type="dxa"/>
-            </w:tcMar>
-            <w:vAlign w:val="center"/>
-            <w:shd w:fill="F5F8FA"/>
-          </w:tcPr>
-          <w:p>
-            <w:pPr>
-              <w:bidi/>
-              <w:jc w:val="right"/>
-            </w:pPr>
-            <w:r>
-              <w:rPr>
-                <w:rFonts w:ascii="Aptos" w:hAnsi="Aptos" w:eastAsia="Aptos"/>
-                <w:b w:val="0"/>
-                <w:color w:val="263746"/>
-                <w:sz w:val="17"/>
-              </w:rPr>
-              <w:t>אין place IDs חדשים.</w:t>
-            </w:r>
-          </w:p>
-        </w:tc>
-      </w:tr>
-    </w:tbl>
-    <w:p>
-      <w:pPr>
-        <w:spacing w:after="20"/>
-      </w:pPr>
-    </w:p>
-    <w:p>
-      <w:pPr>
-        <w:bidi/>
-        <w:spacing w:before="260" w:after="100"/>
-        <w:jc w:val="right"/>
-      </w:pPr>
-      <w:r>
-        <w:rPr>
-          <w:rFonts w:ascii="Aptos" w:hAnsi="Aptos" w:eastAsia="Aptos"/>
-          <w:b/>
-          <w:color w:val="17324D"/>
-          <w:sz w:val="32"/>
-        </w:rPr>
-        <w:t>הגדרת Done למפתח</w:t>
+        <w:t xml:space="preserve">    travel_call_id: str</w:t>
       </w:r>
     </w:p>
     <w:p>
       <w:pPr>
-        <w:pStyle w:val="ListBullet"/>
-        <w:bidi/>
-        <w:spacing w:after="60"/>
-        <w:jc w:val="right"/>
+        <w:widowControl/>
+        <w:bidi w:val="0"/>
+        <w:spacing w:after="0" w:line="240" w:lineRule="auto"/>
+        <w:jc w:val="left"/>
       </w:pPr>
       <w:r>
         <w:rPr>
-          <w:rFonts w:ascii="Aptos" w:hAnsi="Aptos" w:eastAsia="Aptos"/>
-          <w:b w:val="0"/>
-          <w:color w:val="263746"/>
-          <w:sz w:val="20"/>
+          <w:rFonts w:ascii="DejaVu Sans Mono" w:hAnsi="DejaVu Sans Mono" w:cs="DejaVu Sans Mono"/>
+          <w:color w:val="000000"/>
+          <w:sz w:val="17"/>
         </w:rPr>
-        <w:t>ItineraryPlan כולל מיקום יום, משך, נסיעה, ראיות ואזהרות.</w:t>
+        <w:t xml:space="preserve">    from_id: str = ""     # previous location (stay ref or place_id); used by the travel check</w:t>
       </w:r>
     </w:p>
     <w:p>
       <w:pPr>
-        <w:pStyle w:val="ListBullet"/>
-        <w:bidi/>
-        <w:spacing w:after="60"/>
-        <w:jc w:val="right"/>
+        <w:widowControl/>
+        <w:bidi w:val="0"/>
+        <w:spacing w:after="0" w:line="240" w:lineRule="auto"/>
+        <w:jc w:val="left"/>
       </w:pPr>
       <w:r>
         <w:rPr>
-          <w:rFonts w:ascii="Aptos" w:hAnsi="Aptos" w:eastAsia="Aptos"/>
-          <w:b w:val="0"/>
-          <w:color w:val="263746"/>
-          <w:sz w:val="20"/>
+          <w:rFonts w:ascii="DejaVu Sans Mono" w:hAnsi="DejaVu Sans Mono" w:cs="DejaVu Sans Mono"/>
+          <w:color w:val="000000"/>
+          <w:sz w:val="17"/>
         </w:rPr>
-        <w:t>בדיקות fixtures לכל מגבלות זמן, עומס, הליכה, גשם ו־unknowns.</w:t>
+        <w:t xml:space="preserve">    weather_note: Optional[str] = None</w:t>
       </w:r>
     </w:p>
     <w:p>
       <w:pPr>
-        <w:pStyle w:val="ListBullet"/>
-        <w:bidi/>
-        <w:spacing w:after="60"/>
-        <w:jc w:val="right"/>
+        <w:widowControl/>
+        <w:bidi w:val="0"/>
+        <w:spacing w:after="0" w:line="240" w:lineRule="auto"/>
+        <w:jc w:val="left"/>
       </w:pPr>
       <w:r>
         <w:rPr>
-          <w:rFonts w:ascii="Aptos" w:hAnsi="Aptos" w:eastAsia="Aptos"/>
-          <w:b w:val="0"/>
-          <w:color w:val="263746"/>
-          <w:sz w:val="20"/>
+          <w:rFonts w:ascii="DejaVu Sans Mono" w:hAnsi="DejaVu Sans Mono" w:cs="DejaVu Sans Mono"/>
+          <w:color w:val="000000"/>
+          <w:sz w:val="17"/>
         </w:rPr>
-        <w:t>תאימות ל־PlaceShortlist ול־validators וללא שינוי package.</w:t>
+        <w:t>class DayPlan(BaseModel):</w:t>
       </w:r>
     </w:p>
     <w:p>
       <w:pPr>
-        <w:pStyle w:val="ListBullet"/>
-        <w:bidi/>
-        <w:spacing w:after="60"/>
-        <w:jc w:val="right"/>
+        <w:widowControl/>
+        <w:bidi w:val="0"/>
+        <w:spacing w:after="0" w:line="240" w:lineRule="auto"/>
+        <w:jc w:val="left"/>
       </w:pPr>
       <w:r>
         <w:rPr>
-          <w:rFonts w:ascii="Aptos" w:hAnsi="Aptos" w:eastAsia="Aptos"/>
-          <w:b w:val="0"/>
-          <w:color w:val="263746"/>
-          <w:sz w:val="20"/>
+          <w:rFonts w:ascii="DejaVu Sans Mono" w:hAnsi="DejaVu Sans Mono" w:cs="DejaVu Sans Mono"/>
+          <w:color w:val="000000"/>
+          <w:sz w:val="17"/>
         </w:rPr>
-        <w:t>מדידת זמן/כלים ו־timeouts מופיעה ב־trace.</w:t>
+        <w:t xml:space="preserve">    date: str</w:t>
+      </w:r>
+    </w:p>
+    <w:p>
+      <w:pPr>
+        <w:widowControl/>
+        <w:bidi w:val="0"/>
+        <w:spacing w:after="0" w:line="240" w:lineRule="auto"/>
+        <w:jc w:val="left"/>
+      </w:pPr>
+      <w:r>
+        <w:rPr>
+          <w:rFonts w:ascii="DejaVu Sans Mono" w:hAnsi="DejaVu Sans Mono" w:cs="DejaVu Sans Mono"/>
+          <w:color w:val="000000"/>
+          <w:sz w:val="17"/>
+        </w:rPr>
+        <w:t xml:space="preserve">    items: list[Item] = Field(default_factory=list)</w:t>
+      </w:r>
+    </w:p>
+    <w:p>
+      <w:pPr>
+        <w:widowControl/>
+        <w:bidi w:val="0"/>
+        <w:spacing w:after="0" w:line="240" w:lineRule="auto"/>
+        <w:jc w:val="left"/>
+      </w:pPr>
+      <w:r>
+        <w:rPr>
+          <w:rFonts w:ascii="DejaVu Sans Mono" w:hAnsi="DejaVu Sans Mono" w:cs="DejaVu Sans Mono"/>
+          <w:color w:val="000000"/>
+          <w:sz w:val="17"/>
+        </w:rPr>
+        <w:t xml:space="preserve">    flags: list[str] = Field(default_factory=list)</w:t>
+      </w:r>
+    </w:p>
+    <w:p>
+      <w:pPr>
+        <w:widowControl/>
+        <w:bidi w:val="0"/>
+        <w:spacing w:after="0" w:line="240" w:lineRule="auto"/>
+        <w:jc w:val="left"/>
+      </w:pPr>
+      <w:r>
+        <w:rPr>
+          <w:rFonts w:ascii="DejaVu Sans Mono" w:hAnsi="DejaVu Sans Mono" w:cs="DejaVu Sans Mono"/>
+          <w:color w:val="000000"/>
+          <w:sz w:val="17"/>
+        </w:rPr>
+        <w:t xml:space="preserve">    window: Optional[tuple[str, str]] = None</w:t>
+      </w:r>
+    </w:p>
+    <w:p>
+      <w:pPr>
+        <w:widowControl/>
+        <w:bidi w:val="0"/>
+        <w:spacing w:after="0" w:line="240" w:lineRule="auto"/>
+        <w:jc w:val="left"/>
+      </w:pPr>
+      <w:r>
+        <w:rPr>
+          <w:rFonts w:ascii="DejaVu Sans Mono" w:hAnsi="DejaVu Sans Mono" w:cs="DejaVu Sans Mono"/>
+          <w:color w:val="000000"/>
+          <w:sz w:val="17"/>
+        </w:rPr>
+        <w:t>class Dropped(BaseModel):</w:t>
+      </w:r>
+    </w:p>
+    <w:p>
+      <w:pPr>
+        <w:widowControl/>
+        <w:bidi w:val="0"/>
+        <w:spacing w:after="0" w:line="240" w:lineRule="auto"/>
+        <w:jc w:val="left"/>
+      </w:pPr>
+      <w:r>
+        <w:rPr>
+          <w:rFonts w:ascii="DejaVu Sans Mono" w:hAnsi="DejaVu Sans Mono" w:cs="DejaVu Sans Mono"/>
+          <w:color w:val="000000"/>
+          <w:sz w:val="17"/>
+        </w:rPr>
+        <w:t xml:space="preserve">    place_id: str</w:t>
+      </w:r>
+    </w:p>
+    <w:p>
+      <w:pPr>
+        <w:widowControl/>
+        <w:bidi w:val="0"/>
+        <w:spacing w:after="0" w:line="240" w:lineRule="auto"/>
+        <w:jc w:val="left"/>
+      </w:pPr>
+      <w:r>
+        <w:rPr>
+          <w:rFonts w:ascii="DejaVu Sans Mono" w:hAnsi="DejaVu Sans Mono" w:cs="DejaVu Sans Mono"/>
+          <w:color w:val="000000"/>
+          <w:sz w:val="17"/>
+        </w:rPr>
+        <w:t xml:space="preserve">    reason: str</w:t>
+      </w:r>
+    </w:p>
+    <w:p>
+      <w:pPr>
+        <w:widowControl/>
+        <w:bidi w:val="0"/>
+        <w:spacing w:after="0" w:line="240" w:lineRule="auto"/>
+        <w:jc w:val="left"/>
+      </w:pPr>
+      <w:r>
+        <w:rPr>
+          <w:rFonts w:ascii="DejaVu Sans Mono" w:hAnsi="DejaVu Sans Mono" w:cs="DejaVu Sans Mono"/>
+          <w:color w:val="000000"/>
+          <w:sz w:val="17"/>
+        </w:rPr>
+        <w:t>class ItineraryPlan(BaseModel):</w:t>
+      </w:r>
+    </w:p>
+    <w:p>
+      <w:pPr>
+        <w:widowControl/>
+        <w:bidi w:val="0"/>
+        <w:spacing w:after="0" w:line="240" w:lineRule="auto"/>
+        <w:jc w:val="left"/>
+      </w:pPr>
+      <w:r>
+        <w:rPr>
+          <w:rFonts w:ascii="DejaVu Sans Mono" w:hAnsi="DejaVu Sans Mono" w:cs="DejaVu Sans Mono"/>
+          <w:color w:val="000000"/>
+          <w:sz w:val="17"/>
+        </w:rPr>
+        <w:t xml:space="preserve">    status: Literal["OK", "CANNOT_SCHEDULE"] = "OK"</w:t>
+      </w:r>
+    </w:p>
+    <w:p>
+      <w:pPr>
+        <w:widowControl/>
+        <w:bidi w:val="0"/>
+        <w:spacing w:after="0" w:line="240" w:lineRule="auto"/>
+        <w:jc w:val="left"/>
+      </w:pPr>
+      <w:r>
+        <w:rPr>
+          <w:rFonts w:ascii="DejaVu Sans Mono" w:hAnsi="DejaVu Sans Mono" w:cs="DejaVu Sans Mono"/>
+          <w:color w:val="000000"/>
+          <w:sz w:val="17"/>
+        </w:rPr>
+        <w:t xml:space="preserve">    days: list[DayPlan] = Field(default_factory=list)</w:t>
+      </w:r>
+    </w:p>
+    <w:p>
+      <w:pPr>
+        <w:widowControl/>
+        <w:bidi w:val="0"/>
+        <w:spacing w:after="0" w:line="240" w:lineRule="auto"/>
+        <w:jc w:val="left"/>
+      </w:pPr>
+      <w:r>
+        <w:rPr>
+          <w:rFonts w:ascii="DejaVu Sans Mono" w:hAnsi="DejaVu Sans Mono" w:cs="DejaVu Sans Mono"/>
+          <w:color w:val="000000"/>
+          <w:sz w:val="17"/>
+        </w:rPr>
+        <w:t xml:space="preserve">    dropped: list[Dropped] = Field(default_factory=list)</w:t>
+      </w:r>
+    </w:p>
+    <w:p>
+      <w:pPr>
+        <w:widowControl/>
+        <w:bidi w:val="0"/>
+        <w:spacing w:after="0" w:line="240" w:lineRule="auto"/>
+        <w:jc w:val="left"/>
+      </w:pPr>
+      <w:r>
+        <w:rPr>
+          <w:rFonts w:ascii="DejaVu Sans Mono" w:hAnsi="DejaVu Sans Mono" w:cs="DejaVu Sans Mono"/>
+          <w:color w:val="000000"/>
+          <w:sz w:val="17"/>
+        </w:rPr>
+        <w:t xml:space="preserve">    cannot_reason: Optional[Literal["DAY_LOAD", "TRAVEL_TIME", "WEATHER", "HOTEL_TOO_FAR"]] = None</w:t>
+      </w:r>
+    </w:p>
+    <w:p>
+      <w:pPr>
+        <w:widowControl/>
+        <w:bidi w:val="0"/>
+        <w:spacing w:after="0" w:line="240" w:lineRule="auto"/>
+        <w:jc w:val="left"/>
+      </w:pPr>
+      <w:r>
+        <w:rPr>
+          <w:rFonts w:ascii="DejaVu Sans Mono" w:hAnsi="DejaVu Sans Mono" w:cs="DejaVu Sans Mono"/>
+          <w:color w:val="000000"/>
+          <w:sz w:val="17"/>
+        </w:rPr>
+        <w:t xml:space="preserve">    explanation: str = ""</w:t>
       </w:r>
     </w:p>
     <w:sectPr>
       <w:footerReference w:type="default" r:id="rId9"/>
-      <w:pgSz w:w="12240" w:h="15840"/>
-      <w:pgMar w:top="1037" w:right="1037" w:bottom="936" w:left="1037" w:header="720" w:footer="720" w:gutter="0"/>
+      <w:headerReference w:type="default" r:id="rId10"/>
+      <w:pgSz w:w="11906" w:h="16838"/>
+      <w:pgMar w:top="907" w:right="907" w:bottom="907" w:left="907" w:header="720" w:footer="720" w:gutter="0"/>
       <w:cols w:space="720"/>
       <w:docGrid w:linePitch="360"/>
     </w:sectPr>
@@ -3927,17 +692,18 @@
       <w:bidi/>
       <w:jc w:val="center"/>
     </w:pPr>
-    <w:r>
-      <w:rPr>
-        <w:rFonts w:ascii="Aptos" w:hAnsi="Aptos" w:eastAsia="Aptos"/>
-        <w:b w:val="0"/>
-        <w:color w:val="566575"/>
-        <w:sz w:val="16"/>
-      </w:rPr>
-      <w:t>Travel Comparison Studio  |  מפרט פיתוח לסוכן</w:t>
-    </w:r>
   </w:p>
 </w:ftr>
+</file>
+
+<file path=word/header1.xml><?xml version="1.0" encoding="utf-8"?>
+<w:hdr xmlns:m="http://schemas.openxmlformats.org/officeDocument/2006/math" xmlns:mc="http://schemas.openxmlformats.org/markup-compatibility/2006" xmlns:mo="http://schemas.microsoft.com/office/mac/office/2008/main" xmlns:mv="urn:schemas-microsoft-com:mac:vml" xmlns:o="urn:schemas-microsoft-com:office:office" xmlns:r="http://schemas.openxmlformats.org/officeDocument/2006/relationships" xmlns:v="urn:schemas-microsoft-com:vml" xmlns:w10="urn:schemas-microsoft-com:office:word" xmlns:w14="http://schemas.microsoft.com/office/word/2010/wordml" xmlns:w="http://schemas.openxmlformats.org/wordprocessingml/2006/main" xmlns:wne="http://schemas.microsoft.com/office/word/2006/wordml" xmlns:wp14="http://schemas.microsoft.com/office/word/2010/wordprocessingDrawing" xmlns:wp="http://schemas.openxmlformats.org/drawingml/2006/wordprocessingDrawing" xmlns:wpc="http://schemas.microsoft.com/office/word/2010/wordprocessingCanvas" xmlns:wpg="http://schemas.microsoft.com/office/word/2010/wordprocessingGroup" xmlns:wpi="http://schemas.microsoft.com/office/word/2010/wordprocessingInk" xmlns:wps="http://schemas.microsoft.com/office/word/2010/wordprocessingShape" mc:Ignorable="w14 wp14">
+  <w:p>
+    <w:pPr>
+      <w:pStyle w:val="Header"/>
+    </w:pPr>
+  </w:p>
+</w:hdr>
 </file>
 
 <file path=word/numbering.xml><?xml version="1.0" encoding="utf-8"?>
@@ -4304,8 +1070,9 @@
     <w:qFormat/>
     <w:rsid w:val="00FC693F"/>
     <w:rPr>
-      <w:rFonts w:ascii="Aptos" w:hAnsi="Aptos" w:eastAsia="Aptos"/>
-      <w:sz w:val="20"/>
+      <w:rFonts w:ascii="Arial" w:hAnsi="Arial" w:eastAsia="Aptos"/>
+      <w:color w:val="000000"/>
+      <w:sz w:val="22"/>
     </w:rPr>
   </w:style>
   <w:style w:type="paragraph" w:styleId="Header">
@@ -4367,11 +1134,11 @@
       <w:outlineLvl w:val="0"/>
     </w:pPr>
     <w:rPr>
-      <w:rFonts w:asciiTheme="majorHAnsi" w:eastAsiaTheme="majorEastAsia" w:hAnsiTheme="majorHAnsi" w:cstheme="majorBidi"/>
+      <w:rFonts w:asciiTheme="majorHAnsi" w:eastAsiaTheme="majorEastAsia" w:hAnsiTheme="majorHAnsi" w:cstheme="majorBidi" w:ascii="Arial" w:hAnsi="Arial"/>
       <w:b/>
       <w:bCs/>
-      <w:color w:val="365F91" w:themeColor="accent1" w:themeShade="BF"/>
-      <w:sz w:val="28"/>
+      <w:color w:val="000000"/>
+      <w:sz w:val="22"/>
       <w:szCs w:val="28"/>
     </w:rPr>
   </w:style>
@@ -4391,11 +1158,11 @@
       <w:outlineLvl w:val="1"/>
     </w:pPr>
     <w:rPr>
-      <w:rFonts w:asciiTheme="majorHAnsi" w:eastAsiaTheme="majorEastAsia" w:hAnsiTheme="majorHAnsi" w:cstheme="majorBidi"/>
+      <w:rFonts w:asciiTheme="majorHAnsi" w:eastAsiaTheme="majorEastAsia" w:hAnsiTheme="majorHAnsi" w:cstheme="majorBidi" w:ascii="Arial" w:hAnsi="Arial"/>
       <w:b/>
       <w:bCs/>
-      <w:color w:val="4F81BD" w:themeColor="accent1"/>
-      <w:sz w:val="26"/>
+      <w:color w:val="000000"/>
+      <w:sz w:val="22"/>
       <w:szCs w:val="26"/>
     </w:rPr>
   </w:style>
@@ -4649,18 +1416,15 @@
     <w:qFormat/>
     <w:rsid w:val="00FC693F"/>
     <w:pPr>
-      <w:pBdr>
-        <w:bottom w:val="single" w:sz="8" w:space="4" w:color="4F81BD" w:themeColor="accent1"/>
-      </w:pBdr>
       <w:spacing w:after="300" w:line="240" w:lineRule="auto"/>
       <w:contextualSpacing/>
     </w:pPr>
     <w:rPr>
-      <w:rFonts w:asciiTheme="majorHAnsi" w:eastAsiaTheme="majorEastAsia" w:hAnsiTheme="majorHAnsi" w:cstheme="majorBidi"/>
-      <w:color w:val="17365D" w:themeColor="text2" w:themeShade="BF"/>
+      <w:rFonts w:asciiTheme="majorHAnsi" w:eastAsiaTheme="majorEastAsia" w:hAnsiTheme="majorHAnsi" w:cstheme="majorBidi" w:ascii="Arial" w:hAnsi="Arial"/>
+      <w:color w:val="000000"/>
       <w:spacing w:val="5"/>
       <w:kern w:val="28"/>
-      <w:sz w:val="52"/>
+      <w:sz w:val="22"/>
       <w:szCs w:val="52"/>
     </w:rPr>
   </w:style>
@@ -5136,9 +1900,6 @@
     <w:qFormat/>
     <w:rsid w:val="00FC693F"/>
     <w:pPr>
-      <w:pBdr>
-        <w:bottom w:val="single" w:sz="4" w:space="4" w:color="4F81BD" w:themeColor="accent1"/>
-      </w:pBdr>
       <w:spacing w:before="200" w:after="280"/>
       <w:ind w:left="936" w:right="936"/>
     </w:pPr>

--- a/docs/agent_specs/04_Itinerary_Agent_HE.docx
+++ b/docs/agent_specs/04_Itinerary_Agent_HE.docx
@@ -32,7 +32,7 @@
           <w:color w:val="000000"/>
           <w:sz w:val="22"/>
         </w:rPr>
-        <w:t>עודכן ב־27.10.2026. תפקיד פעיל ב־C בשם itinerary. אחראי: דניאל. בודקת נוספת: גלית. ההיקף המחייב מפורט בדף הצוות.</w:t>
+        <w:t>עודכן ב־27.10.2026. תפקיד פעיל ב־C בשם itinerary. אחראי: דניאל. ההיקף המחייב מפורט בדף הצוות.</w:t>
       </w:r>
     </w:p>
     <w:p>
